--- a/Collatio/19/1. Textos/1. Marcados/19-E.docx
+++ b/Collatio/19/1. Textos/1. Marcados/19-E.docx
@@ -1,162 +1,2698 @@
 
 <file path=word/document.xml><?xml version="1.0" encoding="utf-8"?>
-<w:document xmlns:wpc="http://schemas.microsoft.com/office/word/2010/wordprocessingCanvas" xmlns:cx="http://schemas.microsoft.com/office/drawing/2014/chartex" xmlns:cx1="http://schemas.microsoft.com/office/drawing/2015/9/8/chartex" xmlns:cx2="http://schemas.microsoft.com/office/drawing/2015/10/21/chartex" xmlns:cx3="http://schemas.microsoft.com/office/drawing/2016/5/9/chartex" xmlns:cx4="http://schemas.microsoft.com/office/drawing/2016/5/10/chartex" xmlns:cx5="http://schemas.microsoft.com/office/drawing/2016/5/11/chartex" xmlns:cx6="http://schemas.microsoft.com/office/drawing/2016/5/12/chartex" xmlns:cx7="http://schemas.microsoft.com/office/drawing/2016/5/13/chartex" xmlns:cx8="http://schemas.microsoft.com/office/drawing/2016/5/14/chartex" xmlns:mc="http://schemas.openxmlformats.org/markup-compatibility/2006" xmlns:aink="http://schemas.microsoft.com/office/drawing/2016/ink" xmlns:am3d="http://schemas.microsoft.com/office/drawing/2017/model3d" xmlns:o="urn:schemas-microsoft-com:office:office" xmlns:oel="http://schemas.microsoft.com/office/2019/extlst" xmlns:r="http://schemas.openxmlformats.org/officeDocument/2006/relationships" xmlns:m="http://schemas.openxmlformats.org/officeDocument/2006/math" xmlns:v="urn:schemas-microsoft-com:vml" xmlns:wp14="http://schemas.microsoft.com/office/word/2010/wordprocessingDrawing" xmlns:wp="http://schemas.openxmlformats.org/drawingml/2006/wordprocessingDrawing" xmlns:w10="urn:schemas-microsoft-com:office:word" xmlns:w="http://schemas.openxmlformats.org/wordprocessingml/2006/main" xmlns:w14="http://schemas.microsoft.com/office/word/2010/wordml" xmlns:w15="http://schemas.microsoft.com/office/word/2012/wordml" xmlns:w16cex="http://schemas.microsoft.com/office/word/2018/wordml/cex" xmlns:w16cid="http://schemas.microsoft.com/office/word/2016/wordml/cid" xmlns:w16="http://schemas.microsoft.com/office/word/2018/wordml" xmlns:w16sdtdh="http://schemas.microsoft.com/office/word/2020/wordml/sdtdatahash" xmlns:w16se="http://schemas.microsoft.com/office/word/2015/wordml/symex" xmlns:wpg="http://schemas.microsoft.com/office/word/2010/wordprocessingGroup" xmlns:wpi="http://schemas.microsoft.com/office/word/2010/wordprocessingInk" xmlns:wne="http://schemas.microsoft.com/office/word/2006/wordml" xmlns:wps="http://schemas.microsoft.com/office/word/2010/wordprocessingShape" mc:Ignorable="w14 w15 w16se w16cid w16 w16cex w16sdtdh wp14">
+<w:document xmlns:wpc="http://schemas.microsoft.com/office/word/2010/wordprocessingCanvas" xmlns:cx="http://schemas.microsoft.com/office/drawing/2014/chartex" xmlns:cx1="http://schemas.microsoft.com/office/drawing/2015/9/8/chartex" xmlns:cx2="http://schemas.microsoft.com/office/drawing/2015/10/21/chartex" xmlns:cx3="http://schemas.microsoft.com/office/drawing/2016/5/9/chartex" xmlns:cx4="http://schemas.microsoft.com/office/drawing/2016/5/10/chartex" xmlns:cx5="http://schemas.microsoft.com/office/drawing/2016/5/11/chartex" xmlns:cx6="http://schemas.microsoft.com/office/drawing/2016/5/12/chartex" xmlns:cx7="http://schemas.microsoft.com/office/drawing/2016/5/13/chartex" xmlns:cx8="http://schemas.microsoft.com/office/drawing/2016/5/14/chartex" xmlns:mc="http://schemas.openxmlformats.org/markup-compatibility/2006" xmlns:aink="http://schemas.microsoft.com/office/drawing/2016/ink" xmlns:am3d="http://schemas.microsoft.com/office/drawing/2017/model3d" xmlns:o="urn:schemas-microsoft-com:office:office" xmlns:oel="http://schemas.microsoft.com/office/2019/extlst" xmlns:r="http://schemas.openxmlformats.org/officeDocument/2006/relationships" xmlns:m="http://schemas.openxmlformats.org/officeDocument/2006/math" xmlns:v="urn:schemas-microsoft-com:vml" xmlns:wp14="http://schemas.microsoft.com/office/word/2010/wordprocessingDrawing" xmlns:wp="http://schemas.openxmlformats.org/drawingml/2006/wordprocessingDrawing" xmlns:w10="urn:schemas-microsoft-com:office:word" xmlns:w="http://schemas.openxmlformats.org/wordprocessingml/2006/main" xmlns:w14="http://schemas.microsoft.com/office/word/2010/wordml" xmlns:w15="http://schemas.microsoft.com/office/word/2012/wordml" xmlns:w16cex="http://schemas.microsoft.com/office/word/2018/wordml/cex" xmlns:w16cid="http://schemas.microsoft.com/office/word/2016/wordml/cid" xmlns:w16="http://schemas.microsoft.com/office/word/2018/wordml" xmlns:w16du="http://schemas.microsoft.com/office/word/2023/wordml/word16du" xmlns:w16sdtdh="http://schemas.microsoft.com/office/word/2020/wordml/sdtdatahash" xmlns:w16sdtfl="http://schemas.microsoft.com/office/word/2024/wordml/sdtformatlock" xmlns:w16se="http://schemas.microsoft.com/office/word/2015/wordml/symex" xmlns:wpg="http://schemas.microsoft.com/office/word/2010/wordprocessingGroup" xmlns:wpi="http://schemas.microsoft.com/office/word/2010/wordprocessingInk" xmlns:wne="http://schemas.microsoft.com/office/word/2006/wordml" xmlns:wps="http://schemas.microsoft.com/office/word/2010/wordprocessingShape" mc:Ignorable="w14 w15 w16se w16cid w16 w16cex w16sdtdh w16sdtfl w16du wp14">
   <w:body>
     <w:p>
       <w:pPr>
         <w:rPr>
-          <w:rFonts w:ascii="Garamond" w:hAnsi="Garamond"/>
+          <w:rFonts w:ascii="Brill" w:hAnsi="Brill"/>
         </w:rPr>
       </w:pPr>
       <w:r>
         <w:rPr>
-          <w:rFonts w:ascii="Garamond" w:hAnsi="Garamond"/>
+          <w:rFonts w:ascii="Brill" w:hAnsi="Brill"/>
           <w:color w:val="FF0000"/>
         </w:rPr>
         <w:t>83r</w:t>
       </w:r>
       <w:r>
         <w:rPr>
-          <w:rFonts w:ascii="Garamond" w:hAnsi="Garamond"/>
-        </w:rPr>
-        <w:t xml:space="preserve"> Pregunto el discipulo </w:t>
-      </w:r>
-      <w:r>
-        <w:rPr>
-          <w:rFonts w:ascii="Garamond" w:hAnsi="Garamond"/>
+          <w:rFonts w:ascii="Brill" w:hAnsi="Brill"/>
+        </w:rPr>
+        <w:t xml:space="preserve"> Pregunto el </w:t>
+      </w:r>
+      <w:proofErr w:type="spellStart"/>
+      <w:r>
+        <w:rPr>
+          <w:rFonts w:ascii="Brill" w:hAnsi="Brill"/>
+        </w:rPr>
+        <w:t>discipulo</w:t>
+      </w:r>
+      <w:proofErr w:type="spellEnd"/>
+      <w:r>
+        <w:rPr>
+          <w:rFonts w:ascii="Brill" w:hAnsi="Brill"/>
+        </w:rPr>
+        <w:t xml:space="preserve"> </w:t>
+      </w:r>
+      <w:r>
+        <w:rPr>
+          <w:rFonts w:ascii="Brill" w:hAnsi="Brill"/>
           <w:color w:val="FF0000"/>
         </w:rPr>
         <w:t>y maestro</w:t>
       </w:r>
       <w:r>
         <w:rPr>
-          <w:rFonts w:ascii="Garamond" w:hAnsi="Garamond"/>
-        </w:rPr>
-        <w:t xml:space="preserve"> al maestro dime por que razon fizo dios que nasciese Eva de la costilla de Adan </w:t>
-      </w:r>
-      <w:r>
-        <w:rPr>
-          <w:rFonts w:ascii="Garamond" w:hAnsi="Garamond"/>
+          <w:rFonts w:ascii="Brill" w:hAnsi="Brill"/>
+        </w:rPr>
+        <w:t xml:space="preserve"> al maestro dime </w:t>
+      </w:r>
+      <w:proofErr w:type="spellStart"/>
+      <w:r>
+        <w:rPr>
+          <w:rFonts w:ascii="Brill" w:hAnsi="Brill"/>
+        </w:rPr>
+        <w:t>por que</w:t>
+      </w:r>
+      <w:proofErr w:type="spellEnd"/>
+      <w:r>
+        <w:rPr>
+          <w:rFonts w:ascii="Brill" w:hAnsi="Brill"/>
+        </w:rPr>
+        <w:t xml:space="preserve"> </w:t>
+      </w:r>
+      <w:proofErr w:type="spellStart"/>
+      <w:r>
+        <w:rPr>
+          <w:rFonts w:ascii="Brill" w:hAnsi="Brill"/>
+        </w:rPr>
+        <w:t>razon</w:t>
+      </w:r>
+      <w:proofErr w:type="spellEnd"/>
+      <w:r>
+        <w:rPr>
+          <w:rFonts w:ascii="Brill" w:hAnsi="Brill"/>
+        </w:rPr>
+        <w:t xml:space="preserve"> fizo dios que nasciese Eva de la costilla de </w:t>
+      </w:r>
+      <w:proofErr w:type="spellStart"/>
+      <w:r>
+        <w:rPr>
+          <w:rFonts w:ascii="Brill" w:hAnsi="Brill"/>
+        </w:rPr>
+        <w:t>Adan</w:t>
+      </w:r>
+      <w:proofErr w:type="spellEnd"/>
+      <w:r>
+        <w:rPr>
+          <w:rFonts w:ascii="Brill" w:hAnsi="Brill"/>
+        </w:rPr>
+        <w:t xml:space="preserve"> </w:t>
+      </w:r>
+      <w:r>
+        <w:rPr>
+          <w:rFonts w:ascii="Brill" w:hAnsi="Brill"/>
           <w:color w:val="FF0000"/>
         </w:rPr>
         <w:t>e la non fizo fazer</w:t>
       </w:r>
       <w:r>
         <w:rPr>
-          <w:rFonts w:ascii="Garamond" w:hAnsi="Garamond"/>
-        </w:rPr>
-        <w:t xml:space="preserve"> e la non fizo nascer de tierra asi como Adan su padre e su marido. Ca tengo yo vien lo podiera fazer si quisiera asi como fiziera Adan Ca tan poderoso era el de fazer lo uno como lo al. Respondio el maestro verdad es que dios crio a Eba de la costilla de Adan e quando lo el fizo non lo fizo por mengua de non poder Ca tan poderoso era el de fazer a ella como Adan sin tomar d el ninguna cosa mas quiero que sepas que en este lugar una que todas las cosas que dios fizo en todas les dio tienpos % el tienpo presente que quiere dezir luengo en que ombre ha de ser lo segundo en tienpo de adelante en que han de alcançar las cosas que han de venir. E catando el estos dos tienpos quiso el fazer tres generaciones que fuese departida la una de la otra qual te agora dire la primera Adan que no ovo padre nin madre que en lugar de padre ovo a dios que lo formo e por madre la tierra de que fue echo pues vees ya que esta primera generacion fue sin padre ni sin madre e la segunda fue Eva que quiso dios que nasciese de Adan e non ovo madre si non que ovo Adan por su padre de </w:t>
-      </w:r>
-      <w:r>
-        <w:rPr>
-          <w:rFonts w:ascii="Garamond" w:hAnsi="Garamond"/>
+          <w:rFonts w:ascii="Brill" w:hAnsi="Brill"/>
+        </w:rPr>
+        <w:t xml:space="preserve"> e la non fizo nascer de tierra </w:t>
+      </w:r>
+      <w:proofErr w:type="spellStart"/>
+      <w:r>
+        <w:rPr>
+          <w:rFonts w:ascii="Brill" w:hAnsi="Brill"/>
+        </w:rPr>
+        <w:t>asi</w:t>
+      </w:r>
+      <w:proofErr w:type="spellEnd"/>
+      <w:r>
+        <w:rPr>
+          <w:rFonts w:ascii="Brill" w:hAnsi="Brill"/>
+        </w:rPr>
+        <w:t xml:space="preserve"> como </w:t>
+      </w:r>
+      <w:proofErr w:type="spellStart"/>
+      <w:r>
+        <w:rPr>
+          <w:rFonts w:ascii="Brill" w:hAnsi="Brill"/>
+        </w:rPr>
+        <w:t>Adan</w:t>
+      </w:r>
+      <w:proofErr w:type="spellEnd"/>
+      <w:r>
+        <w:rPr>
+          <w:rFonts w:ascii="Brill" w:hAnsi="Brill"/>
+        </w:rPr>
+        <w:t xml:space="preserve"> su padre </w:t>
+      </w:r>
+      <w:proofErr w:type="gramStart"/>
+      <w:r>
+        <w:rPr>
+          <w:rFonts w:ascii="Brill" w:hAnsi="Brill"/>
+        </w:rPr>
+        <w:t>e</w:t>
+      </w:r>
+      <w:proofErr w:type="gramEnd"/>
+      <w:r>
+        <w:rPr>
+          <w:rFonts w:ascii="Brill" w:hAnsi="Brill"/>
+        </w:rPr>
+        <w:t xml:space="preserve"> su marido. Ca tengo yo </w:t>
+      </w:r>
+      <w:proofErr w:type="spellStart"/>
+      <w:r>
+        <w:rPr>
+          <w:rFonts w:ascii="Brill" w:hAnsi="Brill"/>
+        </w:rPr>
+        <w:t>vien</w:t>
+      </w:r>
+      <w:proofErr w:type="spellEnd"/>
+      <w:r>
+        <w:rPr>
+          <w:rFonts w:ascii="Brill" w:hAnsi="Brill"/>
+        </w:rPr>
+        <w:t xml:space="preserve"> lo podiera fazer si quisiera </w:t>
+      </w:r>
+      <w:proofErr w:type="spellStart"/>
+      <w:r>
+        <w:rPr>
+          <w:rFonts w:ascii="Brill" w:hAnsi="Brill"/>
+        </w:rPr>
+        <w:t>asi</w:t>
+      </w:r>
+      <w:proofErr w:type="spellEnd"/>
+      <w:r>
+        <w:rPr>
+          <w:rFonts w:ascii="Brill" w:hAnsi="Brill"/>
+        </w:rPr>
+        <w:t xml:space="preserve"> como </w:t>
+      </w:r>
+      <w:proofErr w:type="spellStart"/>
+      <w:r>
+        <w:rPr>
+          <w:rFonts w:ascii="Brill" w:hAnsi="Brill"/>
+        </w:rPr>
+        <w:t>fiziera</w:t>
+      </w:r>
+      <w:proofErr w:type="spellEnd"/>
+      <w:r>
+        <w:rPr>
+          <w:rFonts w:ascii="Brill" w:hAnsi="Brill"/>
+        </w:rPr>
+        <w:t xml:space="preserve"> </w:t>
+      </w:r>
+      <w:proofErr w:type="spellStart"/>
+      <w:r>
+        <w:rPr>
+          <w:rFonts w:ascii="Brill" w:hAnsi="Brill"/>
+        </w:rPr>
+        <w:t>Adan</w:t>
+      </w:r>
+      <w:proofErr w:type="spellEnd"/>
+      <w:r>
+        <w:rPr>
+          <w:rFonts w:ascii="Brill" w:hAnsi="Brill"/>
+        </w:rPr>
+        <w:t xml:space="preserve"> Ca tan poderoso era el de fazer lo uno como lo </w:t>
+      </w:r>
+      <w:proofErr w:type="spellStart"/>
+      <w:r>
+        <w:rPr>
+          <w:rFonts w:ascii="Brill" w:hAnsi="Brill"/>
+        </w:rPr>
+        <w:t>al</w:t>
+      </w:r>
+      <w:proofErr w:type="spellEnd"/>
+      <w:r>
+        <w:rPr>
+          <w:rFonts w:ascii="Brill" w:hAnsi="Brill"/>
+        </w:rPr>
+        <w:t xml:space="preserve">. </w:t>
+      </w:r>
+      <w:proofErr w:type="spellStart"/>
+      <w:r>
+        <w:rPr>
+          <w:rFonts w:ascii="Brill" w:hAnsi="Brill"/>
+        </w:rPr>
+        <w:t>Respondio</w:t>
+      </w:r>
+      <w:proofErr w:type="spellEnd"/>
+      <w:r>
+        <w:rPr>
+          <w:rFonts w:ascii="Brill" w:hAnsi="Brill"/>
+        </w:rPr>
+        <w:t xml:space="preserve"> el maestro verdad es que dios crio a </w:t>
+      </w:r>
+      <w:proofErr w:type="spellStart"/>
+      <w:r>
+        <w:rPr>
+          <w:rFonts w:ascii="Brill" w:hAnsi="Brill"/>
+        </w:rPr>
+        <w:t>Eba</w:t>
+      </w:r>
+      <w:proofErr w:type="spellEnd"/>
+      <w:r>
+        <w:rPr>
+          <w:rFonts w:ascii="Brill" w:hAnsi="Brill"/>
+        </w:rPr>
+        <w:t xml:space="preserve"> de la costilla de </w:t>
+      </w:r>
+      <w:proofErr w:type="spellStart"/>
+      <w:r>
+        <w:rPr>
+          <w:rFonts w:ascii="Brill" w:hAnsi="Brill"/>
+        </w:rPr>
+        <w:t>Adan</w:t>
+      </w:r>
+      <w:proofErr w:type="spellEnd"/>
+      <w:r>
+        <w:rPr>
+          <w:rFonts w:ascii="Brill" w:hAnsi="Brill"/>
+        </w:rPr>
+        <w:t xml:space="preserve"> e </w:t>
+      </w:r>
+      <w:proofErr w:type="spellStart"/>
+      <w:r>
+        <w:rPr>
+          <w:rFonts w:ascii="Brill" w:hAnsi="Brill"/>
+        </w:rPr>
+        <w:t>quando</w:t>
+      </w:r>
+      <w:proofErr w:type="spellEnd"/>
+      <w:r>
+        <w:rPr>
+          <w:rFonts w:ascii="Brill" w:hAnsi="Brill"/>
+        </w:rPr>
+        <w:t xml:space="preserve"> lo </w:t>
+      </w:r>
+      <w:proofErr w:type="spellStart"/>
+      <w:r>
+        <w:rPr>
+          <w:rFonts w:ascii="Brill" w:hAnsi="Brill"/>
+        </w:rPr>
+        <w:t>el</w:t>
+      </w:r>
+      <w:proofErr w:type="spellEnd"/>
+      <w:r>
+        <w:rPr>
+          <w:rFonts w:ascii="Brill" w:hAnsi="Brill"/>
+        </w:rPr>
+        <w:t xml:space="preserve"> fizo non lo fizo por mengua de non poder Ca tan poderoso era el de fazer a ella como </w:t>
+      </w:r>
+      <w:proofErr w:type="spellStart"/>
+      <w:r>
+        <w:rPr>
+          <w:rFonts w:ascii="Brill" w:hAnsi="Brill"/>
+        </w:rPr>
+        <w:t>Adan</w:t>
+      </w:r>
+      <w:proofErr w:type="spellEnd"/>
+      <w:r>
+        <w:rPr>
+          <w:rFonts w:ascii="Brill" w:hAnsi="Brill"/>
+        </w:rPr>
+        <w:t xml:space="preserve"> sin tomar </w:t>
+      </w:r>
+      <w:proofErr w:type="spellStart"/>
+      <w:r>
+        <w:rPr>
+          <w:rFonts w:ascii="Brill" w:hAnsi="Brill"/>
+        </w:rPr>
+        <w:t xml:space="preserve">d </w:t>
+      </w:r>
+      <w:proofErr w:type="gramStart"/>
+      <w:r>
+        <w:rPr>
+          <w:rFonts w:ascii="Brill" w:hAnsi="Brill"/>
+        </w:rPr>
+        <w:t>el</w:t>
+      </w:r>
+      <w:proofErr w:type="spellEnd"/>
+      <w:r>
+        <w:rPr>
+          <w:rFonts w:ascii="Brill" w:hAnsi="Brill"/>
+        </w:rPr>
+        <w:t xml:space="preserve"> ninguna cosa</w:t>
+      </w:r>
+      <w:proofErr w:type="gramEnd"/>
+      <w:r>
+        <w:rPr>
+          <w:rFonts w:ascii="Brill" w:hAnsi="Brill"/>
+        </w:rPr>
+        <w:t xml:space="preserve"> </w:t>
+      </w:r>
+      <w:proofErr w:type="spellStart"/>
+      <w:r>
+        <w:rPr>
+          <w:rFonts w:ascii="Brill" w:hAnsi="Brill"/>
+        </w:rPr>
+        <w:t>mas</w:t>
+      </w:r>
+      <w:proofErr w:type="spellEnd"/>
+      <w:r>
+        <w:rPr>
+          <w:rFonts w:ascii="Brill" w:hAnsi="Brill"/>
+        </w:rPr>
+        <w:t xml:space="preserve"> quiero que sepas que en este lugar una que todas las cosas que dios fizo en todas les dio </w:t>
+      </w:r>
+      <w:proofErr w:type="spellStart"/>
+      <w:r>
+        <w:rPr>
+          <w:rFonts w:ascii="Brill" w:hAnsi="Brill"/>
+        </w:rPr>
+        <w:t>tienpos</w:t>
+      </w:r>
+      <w:proofErr w:type="spellEnd"/>
+      <w:r>
+        <w:rPr>
+          <w:rFonts w:ascii="Brill" w:hAnsi="Brill"/>
+        </w:rPr>
+        <w:t xml:space="preserve"> % el </w:t>
+      </w:r>
+      <w:proofErr w:type="spellStart"/>
+      <w:r>
+        <w:rPr>
+          <w:rFonts w:ascii="Brill" w:hAnsi="Brill"/>
+        </w:rPr>
+        <w:t>tienpo</w:t>
+      </w:r>
+      <w:proofErr w:type="spellEnd"/>
+      <w:r>
+        <w:rPr>
+          <w:rFonts w:ascii="Brill" w:hAnsi="Brill"/>
+        </w:rPr>
+        <w:t xml:space="preserve"> presente que quiere dezir luengo en que ombre ha de ser lo segundo en </w:t>
+      </w:r>
+      <w:proofErr w:type="spellStart"/>
+      <w:r>
+        <w:rPr>
+          <w:rFonts w:ascii="Brill" w:hAnsi="Brill"/>
+        </w:rPr>
+        <w:t>tienpo</w:t>
+      </w:r>
+      <w:proofErr w:type="spellEnd"/>
+      <w:r>
+        <w:rPr>
+          <w:rFonts w:ascii="Brill" w:hAnsi="Brill"/>
+        </w:rPr>
+        <w:t xml:space="preserve"> de adelante en que han de </w:t>
+      </w:r>
+      <w:proofErr w:type="spellStart"/>
+      <w:r>
+        <w:rPr>
+          <w:rFonts w:ascii="Brill" w:hAnsi="Brill"/>
+        </w:rPr>
+        <w:t>alcançar</w:t>
+      </w:r>
+      <w:proofErr w:type="spellEnd"/>
+      <w:r>
+        <w:rPr>
+          <w:rFonts w:ascii="Brill" w:hAnsi="Brill"/>
+        </w:rPr>
+        <w:t xml:space="preserve"> las cosas que han de venir. E catando el estos dos </w:t>
+      </w:r>
+      <w:proofErr w:type="spellStart"/>
+      <w:r>
+        <w:rPr>
+          <w:rFonts w:ascii="Brill" w:hAnsi="Brill"/>
+        </w:rPr>
+        <w:t>tienpos</w:t>
+      </w:r>
+      <w:proofErr w:type="spellEnd"/>
+      <w:r>
+        <w:rPr>
+          <w:rFonts w:ascii="Brill" w:hAnsi="Brill"/>
+        </w:rPr>
+        <w:t xml:space="preserve"> quiso el fazer tres generaciones que fuese departida la una de la otra </w:t>
+      </w:r>
+      <w:proofErr w:type="spellStart"/>
+      <w:r>
+        <w:rPr>
+          <w:rFonts w:ascii="Brill" w:hAnsi="Brill"/>
+        </w:rPr>
+        <w:t>qual</w:t>
+      </w:r>
+      <w:proofErr w:type="spellEnd"/>
+      <w:r>
+        <w:rPr>
+          <w:rFonts w:ascii="Brill" w:hAnsi="Brill"/>
+        </w:rPr>
+        <w:t xml:space="preserve"> te agora </w:t>
+      </w:r>
+      <w:proofErr w:type="spellStart"/>
+      <w:r>
+        <w:rPr>
+          <w:rFonts w:ascii="Brill" w:hAnsi="Brill"/>
+        </w:rPr>
+        <w:t>dire</w:t>
+      </w:r>
+      <w:proofErr w:type="spellEnd"/>
+      <w:r>
+        <w:rPr>
+          <w:rFonts w:ascii="Brill" w:hAnsi="Brill"/>
+        </w:rPr>
+        <w:t xml:space="preserve"> la primera </w:t>
+      </w:r>
+      <w:proofErr w:type="spellStart"/>
+      <w:r>
+        <w:rPr>
+          <w:rFonts w:ascii="Brill" w:hAnsi="Brill"/>
+        </w:rPr>
+        <w:t>Adan</w:t>
+      </w:r>
+      <w:proofErr w:type="spellEnd"/>
+      <w:r>
+        <w:rPr>
+          <w:rFonts w:ascii="Brill" w:hAnsi="Brill"/>
+        </w:rPr>
+        <w:t xml:space="preserve"> que no ovo padre nin madre que en lugar de padre ovo a dios que lo formo e por madre la tierra de que fue echo pues vees ya que esta primera </w:t>
+      </w:r>
+      <w:proofErr w:type="spellStart"/>
+      <w:r>
+        <w:rPr>
+          <w:rFonts w:ascii="Brill" w:hAnsi="Brill"/>
+        </w:rPr>
+        <w:t>generacion</w:t>
+      </w:r>
+      <w:proofErr w:type="spellEnd"/>
+      <w:r>
+        <w:rPr>
+          <w:rFonts w:ascii="Brill" w:hAnsi="Brill"/>
+        </w:rPr>
+        <w:t xml:space="preserve"> fue sin padre ni sin madre e la segunda fue Eva que quiso dios que nasciese de </w:t>
+      </w:r>
+      <w:proofErr w:type="spellStart"/>
+      <w:r>
+        <w:rPr>
+          <w:rFonts w:ascii="Brill" w:hAnsi="Brill"/>
+        </w:rPr>
+        <w:t>Adan</w:t>
+      </w:r>
+      <w:proofErr w:type="spellEnd"/>
+      <w:r>
+        <w:rPr>
+          <w:rFonts w:ascii="Brill" w:hAnsi="Brill"/>
+        </w:rPr>
+        <w:t xml:space="preserve"> e non ovo madre si non que ovo </w:t>
+      </w:r>
+      <w:proofErr w:type="spellStart"/>
+      <w:r>
+        <w:rPr>
+          <w:rFonts w:ascii="Brill" w:hAnsi="Brill"/>
+        </w:rPr>
+        <w:t>Adan</w:t>
+      </w:r>
+      <w:proofErr w:type="spellEnd"/>
+      <w:r>
+        <w:rPr>
+          <w:rFonts w:ascii="Brill" w:hAnsi="Brill"/>
+        </w:rPr>
+        <w:t xml:space="preserve"> por su padre de </w:t>
+      </w:r>
+      <w:r>
+        <w:rPr>
+          <w:rFonts w:ascii="Brill" w:hAnsi="Brill"/>
           <w:color w:val="FF0000"/>
         </w:rPr>
         <w:t>que fue fecha</w:t>
       </w:r>
       <w:r>
         <w:rPr>
-          <w:rFonts w:ascii="Garamond" w:hAnsi="Garamond"/>
+          <w:rFonts w:ascii="Brill" w:hAnsi="Brill"/>
         </w:rPr>
         <w:t xml:space="preserve"> que fue fecha </w:t>
       </w:r>
       <w:r>
         <w:rPr>
-          <w:rFonts w:ascii="Garamond" w:hAnsi="Garamond"/>
+          <w:rFonts w:ascii="Brill" w:hAnsi="Brill"/>
           <w:color w:val="FF0000"/>
         </w:rPr>
         <w:t>83v</w:t>
       </w:r>
       <w:r>
         <w:rPr>
-          <w:rFonts w:ascii="Garamond" w:hAnsi="Garamond"/>
-        </w:rPr>
-        <w:t xml:space="preserve"> Pues que la segunda fue padre sin madre % la tercera generacion fue la de Jesucristo fijo de dios verdadero que nascio de sancta Maria e non obo otro padre ninguno si non a si mesmo que el era y es padre y fijo y espiritu sancto que son tres personas e un dios que vibe e reina por sienpre jamas pues estas generaciones que te dixe agora quiero te departir por la manera en como obra cada una d ellas % luego la primera que Adan fue el ombre como aquel que non era fecho de simiente de padre nin de madre non supo guardar el mandamiento de dios. E por ende nos metio en yerro e en peccado Ca natural cosa es que todo ombre </w:t>
-      </w:r>
-      <w:r>
-        <w:rPr>
-          <w:rFonts w:ascii="Garamond" w:hAnsi="Garamond"/>
+          <w:rFonts w:ascii="Brill" w:hAnsi="Brill"/>
+        </w:rPr>
+        <w:t xml:space="preserve"> Pues que la segunda fue padre sin madre % la tercera </w:t>
+      </w:r>
+      <w:proofErr w:type="spellStart"/>
+      <w:r>
+        <w:rPr>
+          <w:rFonts w:ascii="Brill" w:hAnsi="Brill"/>
+        </w:rPr>
+        <w:t>generacion</w:t>
+      </w:r>
+      <w:proofErr w:type="spellEnd"/>
+      <w:r>
+        <w:rPr>
+          <w:rFonts w:ascii="Brill" w:hAnsi="Brill"/>
+        </w:rPr>
+        <w:t xml:space="preserve"> fue la de Jesucristo fijo de dios verdadero que </w:t>
+      </w:r>
+      <w:proofErr w:type="spellStart"/>
+      <w:r>
+        <w:rPr>
+          <w:rFonts w:ascii="Brill" w:hAnsi="Brill"/>
+        </w:rPr>
+        <w:t>nascio</w:t>
+      </w:r>
+      <w:proofErr w:type="spellEnd"/>
+      <w:r>
+        <w:rPr>
+          <w:rFonts w:ascii="Brill" w:hAnsi="Brill"/>
+        </w:rPr>
+        <w:t xml:space="preserve"> de </w:t>
+      </w:r>
+      <w:proofErr w:type="spellStart"/>
+      <w:r>
+        <w:rPr>
+          <w:rFonts w:ascii="Brill" w:hAnsi="Brill"/>
+        </w:rPr>
+        <w:t>sancta</w:t>
+      </w:r>
+      <w:proofErr w:type="spellEnd"/>
+      <w:r>
+        <w:rPr>
+          <w:rFonts w:ascii="Brill" w:hAnsi="Brill"/>
+        </w:rPr>
+        <w:t xml:space="preserve"> </w:t>
+      </w:r>
+      <w:proofErr w:type="spellStart"/>
+      <w:r>
+        <w:rPr>
+          <w:rFonts w:ascii="Brill" w:hAnsi="Brill"/>
+        </w:rPr>
+        <w:t>Maria</w:t>
+      </w:r>
+      <w:proofErr w:type="spellEnd"/>
+      <w:r>
+        <w:rPr>
+          <w:rFonts w:ascii="Brill" w:hAnsi="Brill"/>
+        </w:rPr>
+        <w:t xml:space="preserve"> e non obo otro padre ninguno si non </w:t>
+      </w:r>
+      <w:proofErr w:type="spellStart"/>
+      <w:r>
+        <w:rPr>
+          <w:rFonts w:ascii="Brill" w:hAnsi="Brill"/>
+        </w:rPr>
+        <w:t>a si</w:t>
+      </w:r>
+      <w:proofErr w:type="spellEnd"/>
+      <w:r>
+        <w:rPr>
+          <w:rFonts w:ascii="Brill" w:hAnsi="Brill"/>
+        </w:rPr>
+        <w:t xml:space="preserve"> mesmo que </w:t>
+      </w:r>
+      <w:proofErr w:type="spellStart"/>
+      <w:r>
+        <w:rPr>
+          <w:rFonts w:ascii="Brill" w:hAnsi="Brill"/>
+        </w:rPr>
+        <w:t>el</w:t>
+      </w:r>
+      <w:proofErr w:type="spellEnd"/>
+      <w:r>
+        <w:rPr>
+          <w:rFonts w:ascii="Brill" w:hAnsi="Brill"/>
+        </w:rPr>
+        <w:t xml:space="preserve"> era y es padre y fijo y </w:t>
+      </w:r>
+      <w:proofErr w:type="spellStart"/>
+      <w:r>
+        <w:rPr>
+          <w:rFonts w:ascii="Brill" w:hAnsi="Brill"/>
+        </w:rPr>
+        <w:t>espiritu</w:t>
+      </w:r>
+      <w:proofErr w:type="spellEnd"/>
+      <w:r>
+        <w:rPr>
+          <w:rFonts w:ascii="Brill" w:hAnsi="Brill"/>
+        </w:rPr>
+        <w:t xml:space="preserve"> </w:t>
+      </w:r>
+      <w:proofErr w:type="spellStart"/>
+      <w:r>
+        <w:rPr>
+          <w:rFonts w:ascii="Brill" w:hAnsi="Brill"/>
+        </w:rPr>
+        <w:t>sancto</w:t>
+      </w:r>
+      <w:proofErr w:type="spellEnd"/>
+      <w:r>
+        <w:rPr>
+          <w:rFonts w:ascii="Brill" w:hAnsi="Brill"/>
+        </w:rPr>
+        <w:t xml:space="preserve"> que son tres personas e un dios que </w:t>
+      </w:r>
+      <w:proofErr w:type="spellStart"/>
+      <w:r>
+        <w:rPr>
+          <w:rFonts w:ascii="Brill" w:hAnsi="Brill"/>
+        </w:rPr>
+        <w:t>vibe</w:t>
+      </w:r>
+      <w:proofErr w:type="spellEnd"/>
+      <w:r>
+        <w:rPr>
+          <w:rFonts w:ascii="Brill" w:hAnsi="Brill"/>
+        </w:rPr>
+        <w:t xml:space="preserve"> e reina por </w:t>
+      </w:r>
+      <w:proofErr w:type="spellStart"/>
+      <w:r>
+        <w:rPr>
+          <w:rFonts w:ascii="Brill" w:hAnsi="Brill"/>
+        </w:rPr>
+        <w:t>sienpre</w:t>
+      </w:r>
+      <w:proofErr w:type="spellEnd"/>
+      <w:r>
+        <w:rPr>
+          <w:rFonts w:ascii="Brill" w:hAnsi="Brill"/>
+        </w:rPr>
+        <w:t xml:space="preserve"> </w:t>
+      </w:r>
+      <w:proofErr w:type="spellStart"/>
+      <w:r>
+        <w:rPr>
+          <w:rFonts w:ascii="Brill" w:hAnsi="Brill"/>
+        </w:rPr>
+        <w:t>jamas</w:t>
+      </w:r>
+      <w:proofErr w:type="spellEnd"/>
+      <w:r>
+        <w:rPr>
+          <w:rFonts w:ascii="Brill" w:hAnsi="Brill"/>
+        </w:rPr>
+        <w:t xml:space="preserve"> pues estas generaciones que te dixe agora quiero te departir por la manera en </w:t>
+      </w:r>
+      <w:proofErr w:type="spellStart"/>
+      <w:r>
+        <w:rPr>
+          <w:rFonts w:ascii="Brill" w:hAnsi="Brill"/>
+        </w:rPr>
+        <w:t>como</w:t>
+      </w:r>
+      <w:proofErr w:type="spellEnd"/>
+      <w:r>
+        <w:rPr>
+          <w:rFonts w:ascii="Brill" w:hAnsi="Brill"/>
+        </w:rPr>
+        <w:t xml:space="preserve"> obra cada una d ellas % luego la primera que </w:t>
+      </w:r>
+      <w:proofErr w:type="spellStart"/>
+      <w:r>
+        <w:rPr>
+          <w:rFonts w:ascii="Brill" w:hAnsi="Brill"/>
+        </w:rPr>
+        <w:t>Adan</w:t>
+      </w:r>
+      <w:proofErr w:type="spellEnd"/>
+      <w:r>
+        <w:rPr>
+          <w:rFonts w:ascii="Brill" w:hAnsi="Brill"/>
+        </w:rPr>
+        <w:t xml:space="preserve"> fue el ombre como aquel que non era fecho de simiente de padre nin de madre non supo guardar el mandamiento de dios. E por ende nos </w:t>
+      </w:r>
+      <w:proofErr w:type="spellStart"/>
+      <w:r>
+        <w:rPr>
+          <w:rFonts w:ascii="Brill" w:hAnsi="Brill"/>
+        </w:rPr>
+        <w:t>metio</w:t>
+      </w:r>
+      <w:proofErr w:type="spellEnd"/>
+      <w:r>
+        <w:rPr>
+          <w:rFonts w:ascii="Brill" w:hAnsi="Brill"/>
+        </w:rPr>
+        <w:t xml:space="preserve"> en yerro e en </w:t>
+      </w:r>
+      <w:proofErr w:type="spellStart"/>
+      <w:r>
+        <w:rPr>
+          <w:rFonts w:ascii="Brill" w:hAnsi="Brill"/>
+        </w:rPr>
+        <w:t>peccado</w:t>
+      </w:r>
+      <w:proofErr w:type="spellEnd"/>
+      <w:r>
+        <w:rPr>
+          <w:rFonts w:ascii="Brill" w:hAnsi="Brill"/>
+        </w:rPr>
+        <w:t xml:space="preserve"> Ca natural cosa es que todo ombre </w:t>
+      </w:r>
+      <w:r>
+        <w:rPr>
+          <w:rFonts w:ascii="Brill" w:hAnsi="Brill"/>
           <w:color w:val="8EAADB" w:themeColor="accent1" w:themeTint="99"/>
         </w:rPr>
-        <w:t>que vibe digo</w:t>
-      </w:r>
-      <w:r>
-        <w:rPr>
-          <w:rFonts w:ascii="Garamond" w:hAnsi="Garamond"/>
-        </w:rPr>
-        <w:t xml:space="preserve"> que viene de simiente natural de padre e de madre sienpre tira a querer guardar aquella generacion onde viene e la que a de venir de alli adelante e Adan non se podia sentir de la generacion onde venia ca non venia de ninguna. nin se podia sentir de la que avia a venir ca non savia </w:t>
-      </w:r>
-      <w:r>
-        <w:rPr>
-          <w:rFonts w:ascii="Garamond" w:hAnsi="Garamond"/>
+        <w:t xml:space="preserve">que </w:t>
+      </w:r>
+      <w:proofErr w:type="spellStart"/>
+      <w:r>
+        <w:rPr>
+          <w:rFonts w:ascii="Brill" w:hAnsi="Brill"/>
+          <w:color w:val="8EAADB" w:themeColor="accent1" w:themeTint="99"/>
+        </w:rPr>
+        <w:t>vibe</w:t>
+      </w:r>
+      <w:proofErr w:type="spellEnd"/>
+      <w:r>
+        <w:rPr>
+          <w:rFonts w:ascii="Brill" w:hAnsi="Brill"/>
+          <w:color w:val="8EAADB" w:themeColor="accent1" w:themeTint="99"/>
+        </w:rPr>
+        <w:t xml:space="preserve"> digo</w:t>
+      </w:r>
+      <w:r>
+        <w:rPr>
+          <w:rFonts w:ascii="Brill" w:hAnsi="Brill"/>
+        </w:rPr>
+        <w:t xml:space="preserve"> que viene de simiente natural de padre e de madre </w:t>
+      </w:r>
+      <w:proofErr w:type="spellStart"/>
+      <w:r>
+        <w:rPr>
+          <w:rFonts w:ascii="Brill" w:hAnsi="Brill"/>
+        </w:rPr>
+        <w:t>sienpre</w:t>
+      </w:r>
+      <w:proofErr w:type="spellEnd"/>
+      <w:r>
+        <w:rPr>
+          <w:rFonts w:ascii="Brill" w:hAnsi="Brill"/>
+        </w:rPr>
+        <w:t xml:space="preserve"> tira a querer guardar aquella </w:t>
+      </w:r>
+      <w:proofErr w:type="spellStart"/>
+      <w:r>
+        <w:rPr>
+          <w:rFonts w:ascii="Brill" w:hAnsi="Brill"/>
+        </w:rPr>
+        <w:t>generacion</w:t>
+      </w:r>
+      <w:proofErr w:type="spellEnd"/>
+      <w:r>
+        <w:rPr>
+          <w:rFonts w:ascii="Brill" w:hAnsi="Brill"/>
+        </w:rPr>
+        <w:t xml:space="preserve"> onde viene </w:t>
+      </w:r>
+      <w:proofErr w:type="spellStart"/>
+      <w:r>
+        <w:rPr>
+          <w:rFonts w:ascii="Brill" w:hAnsi="Brill"/>
+        </w:rPr>
+        <w:t>e</w:t>
+      </w:r>
+      <w:proofErr w:type="spellEnd"/>
+      <w:r>
+        <w:rPr>
+          <w:rFonts w:ascii="Brill" w:hAnsi="Brill"/>
+        </w:rPr>
+        <w:t xml:space="preserve"> la que </w:t>
+      </w:r>
+      <w:proofErr w:type="spellStart"/>
+      <w:r>
+        <w:rPr>
+          <w:rFonts w:ascii="Brill" w:hAnsi="Brill"/>
+        </w:rPr>
+        <w:t>a</w:t>
+      </w:r>
+      <w:proofErr w:type="spellEnd"/>
+      <w:r>
+        <w:rPr>
+          <w:rFonts w:ascii="Brill" w:hAnsi="Brill"/>
+        </w:rPr>
+        <w:t xml:space="preserve"> de venir de </w:t>
+      </w:r>
+      <w:proofErr w:type="spellStart"/>
+      <w:r>
+        <w:rPr>
+          <w:rFonts w:ascii="Brill" w:hAnsi="Brill"/>
+        </w:rPr>
+        <w:t>alli</w:t>
+      </w:r>
+      <w:proofErr w:type="spellEnd"/>
+      <w:r>
+        <w:rPr>
+          <w:rFonts w:ascii="Brill" w:hAnsi="Brill"/>
+        </w:rPr>
+        <w:t xml:space="preserve"> adelante e </w:t>
+      </w:r>
+      <w:proofErr w:type="spellStart"/>
+      <w:r>
+        <w:rPr>
+          <w:rFonts w:ascii="Brill" w:hAnsi="Brill"/>
+        </w:rPr>
+        <w:t>Adan</w:t>
+      </w:r>
+      <w:proofErr w:type="spellEnd"/>
+      <w:r>
+        <w:rPr>
+          <w:rFonts w:ascii="Brill" w:hAnsi="Brill"/>
+        </w:rPr>
+        <w:t xml:space="preserve"> non se </w:t>
+      </w:r>
+      <w:proofErr w:type="spellStart"/>
+      <w:r>
+        <w:rPr>
+          <w:rFonts w:ascii="Brill" w:hAnsi="Brill"/>
+        </w:rPr>
+        <w:t>podia</w:t>
+      </w:r>
+      <w:proofErr w:type="spellEnd"/>
+      <w:r>
+        <w:rPr>
+          <w:rFonts w:ascii="Brill" w:hAnsi="Brill"/>
+        </w:rPr>
+        <w:t xml:space="preserve"> sentir de la </w:t>
+      </w:r>
+      <w:proofErr w:type="spellStart"/>
+      <w:r>
+        <w:rPr>
+          <w:rFonts w:ascii="Brill" w:hAnsi="Brill"/>
+        </w:rPr>
+        <w:t>generacion</w:t>
+      </w:r>
+      <w:proofErr w:type="spellEnd"/>
+      <w:r>
+        <w:rPr>
+          <w:rFonts w:ascii="Brill" w:hAnsi="Brill"/>
+        </w:rPr>
+        <w:t xml:space="preserve"> onde venia ca non venia de ninguna. nin se </w:t>
+      </w:r>
+      <w:proofErr w:type="spellStart"/>
+      <w:r>
+        <w:rPr>
+          <w:rFonts w:ascii="Brill" w:hAnsi="Brill"/>
+        </w:rPr>
+        <w:t>podia</w:t>
+      </w:r>
+      <w:proofErr w:type="spellEnd"/>
+      <w:r>
+        <w:rPr>
+          <w:rFonts w:ascii="Brill" w:hAnsi="Brill"/>
+        </w:rPr>
+        <w:t xml:space="preserve"> sentir de la que </w:t>
+      </w:r>
+      <w:proofErr w:type="spellStart"/>
+      <w:r>
+        <w:rPr>
+          <w:rFonts w:ascii="Brill" w:hAnsi="Brill"/>
+        </w:rPr>
+        <w:t>avia</w:t>
+      </w:r>
+      <w:proofErr w:type="spellEnd"/>
+      <w:r>
+        <w:rPr>
+          <w:rFonts w:ascii="Brill" w:hAnsi="Brill"/>
+        </w:rPr>
+        <w:t xml:space="preserve"> a venir ca non savia </w:t>
+      </w:r>
+      <w:r>
+        <w:rPr>
+          <w:rFonts w:ascii="Brill" w:hAnsi="Brill"/>
           <w:color w:val="FF0000"/>
         </w:rPr>
-        <w:t xml:space="preserve">de ninguna nin se podia sentir </w:t>
-      </w:r>
-      <w:r>
-        <w:rPr>
-          <w:rFonts w:ascii="Garamond" w:hAnsi="Garamond"/>
-        </w:rPr>
-        <w:t xml:space="preserve">quien era. Ca quiero que sepas aqui en este lugar que Adan nunca conbiniera con Eva su muger si non desque fueron echados del paraiso. pues que el non abia conbenido con ella no podia guardar la generacion que avia de venir que non savia que era E por esta razon non sopo el guardar lo primero nin lo despues pues quiero te agora contar la segunda generacion que fue Eva que te ya dixe que salio de Adan su padre quando acordo Adan e desperto del sueño en que estaba e yazia. E la vio estar cerca si llamo la por nonbre varona por que ella fuera fecha de la costilla que era fecha en el varon e este nonbre duro fasta que peco % Ca por que fue Eva libiana e muelle en pecar en dos maneras. la primera es en traer aina lo que l aconsejo del diablo. la segunda en consejar lo a Adan que tan de corazon gelo consejo que se lo fizo fazer E despues que el Adan ovo entendido el yerro que avia fecho mudo el nonbre a Eba % Ca aquel nonbre que l solian llamar varona por la razon que te ya dixe llamo la de alli adelante muger que quiere tanto dezir como cosa muelle e la libiana para pecar e d esto faze semejança de la cera. la cera es </w:t>
-      </w:r>
-      <w:r>
-        <w:rPr>
-          <w:rFonts w:ascii="Garamond" w:hAnsi="Garamond"/>
+        <w:t xml:space="preserve">de ninguna nin se </w:t>
+      </w:r>
+      <w:proofErr w:type="spellStart"/>
+      <w:r>
+        <w:rPr>
+          <w:rFonts w:ascii="Brill" w:hAnsi="Brill"/>
           <w:color w:val="FF0000"/>
         </w:rPr>
-        <w:t xml:space="preserve">la mas muelle e es </w:t>
-      </w:r>
-      <w:r>
-        <w:rPr>
-          <w:rFonts w:ascii="Garamond" w:hAnsi="Garamond"/>
-        </w:rPr>
-        <w:t>una cosa de las mas muelles que en todo el mundo ha por eso qual figura ay pusieres tal figura ay saldra y fecha e vien asi fue Eva Ca ella fue muelle para rescebir en si lo que el diablo le consejaba asi lo que ella rescibio salio luego la figura fecha e da lo a entender Adan su marido por la palabra e por contenente que aquello era su voluntad que se fiziese pues cosa que tan muelle e tan libiana era non podia catar aquello que le consejaban ante que lo fiziese por esta razon non podia guardar a</w:t>
-      </w:r>
-      <w:r>
-        <w:rPr>
-          <w:rFonts w:ascii="Garamond" w:hAnsi="Garamond"/>
+        <w:t>podia</w:t>
+      </w:r>
+      <w:proofErr w:type="spellEnd"/>
+      <w:r>
+        <w:rPr>
+          <w:rFonts w:ascii="Brill" w:hAnsi="Brill"/>
+          <w:color w:val="FF0000"/>
+        </w:rPr>
+        <w:t xml:space="preserve"> sentir </w:t>
+      </w:r>
+      <w:r>
+        <w:rPr>
+          <w:rFonts w:ascii="Brill" w:hAnsi="Brill"/>
+        </w:rPr>
+        <w:t xml:space="preserve">quien era. Ca quiero que sepas </w:t>
+      </w:r>
+      <w:proofErr w:type="spellStart"/>
+      <w:r>
+        <w:rPr>
+          <w:rFonts w:ascii="Brill" w:hAnsi="Brill"/>
+        </w:rPr>
+        <w:t>aqui</w:t>
+      </w:r>
+      <w:proofErr w:type="spellEnd"/>
+      <w:r>
+        <w:rPr>
+          <w:rFonts w:ascii="Brill" w:hAnsi="Brill"/>
+        </w:rPr>
+        <w:t xml:space="preserve"> en este lugar que </w:t>
+      </w:r>
+      <w:proofErr w:type="spellStart"/>
+      <w:r>
+        <w:rPr>
+          <w:rFonts w:ascii="Brill" w:hAnsi="Brill"/>
+        </w:rPr>
+        <w:t>Adan</w:t>
+      </w:r>
+      <w:proofErr w:type="spellEnd"/>
+      <w:r>
+        <w:rPr>
+          <w:rFonts w:ascii="Brill" w:hAnsi="Brill"/>
+        </w:rPr>
+        <w:t xml:space="preserve"> nunca </w:t>
+      </w:r>
+      <w:proofErr w:type="spellStart"/>
+      <w:r>
+        <w:rPr>
+          <w:rFonts w:ascii="Brill" w:hAnsi="Brill"/>
+        </w:rPr>
+        <w:t>conbiniera</w:t>
+      </w:r>
+      <w:proofErr w:type="spellEnd"/>
+      <w:r>
+        <w:rPr>
+          <w:rFonts w:ascii="Brill" w:hAnsi="Brill"/>
+        </w:rPr>
+        <w:t xml:space="preserve"> con Eva su muger si non desque fueron echados del </w:t>
+      </w:r>
+      <w:proofErr w:type="spellStart"/>
+      <w:r>
+        <w:rPr>
+          <w:rFonts w:ascii="Brill" w:hAnsi="Brill"/>
+        </w:rPr>
+        <w:t>paraiso</w:t>
+      </w:r>
+      <w:proofErr w:type="spellEnd"/>
+      <w:r>
+        <w:rPr>
+          <w:rFonts w:ascii="Brill" w:hAnsi="Brill"/>
+        </w:rPr>
+        <w:t xml:space="preserve">. pues que el non </w:t>
+      </w:r>
+      <w:proofErr w:type="spellStart"/>
+      <w:r>
+        <w:rPr>
+          <w:rFonts w:ascii="Brill" w:hAnsi="Brill"/>
+        </w:rPr>
+        <w:t>abia</w:t>
+      </w:r>
+      <w:proofErr w:type="spellEnd"/>
+      <w:r>
+        <w:rPr>
+          <w:rFonts w:ascii="Brill" w:hAnsi="Brill"/>
         </w:rPr>
         <w:t xml:space="preserve"> </w:t>
       </w:r>
-      <w:r>
-        <w:rPr>
-          <w:rFonts w:ascii="Garamond" w:hAnsi="Garamond"/>
-        </w:rPr>
-        <w:t xml:space="preserve">si nin a otro Pues vayamos agora a la tercera generacion que fue Jesucristo fijo de la vien aventurada sancta Maria. E quiero te luego fablar en la virgen sancta Maria su madre en como guardo la suya en una pregunta que fizo el padre quando le traxo la mandaderia del nuestro señor en aquel lugar donde ella </w:t>
-      </w:r>
-      <w:r>
-        <w:rPr>
-          <w:rFonts w:ascii="Garamond" w:hAnsi="Garamond"/>
+      <w:proofErr w:type="spellStart"/>
+      <w:r>
+        <w:rPr>
+          <w:rFonts w:ascii="Brill" w:hAnsi="Brill"/>
+        </w:rPr>
+        <w:t>conbenido</w:t>
+      </w:r>
+      <w:proofErr w:type="spellEnd"/>
+      <w:r>
+        <w:rPr>
+          <w:rFonts w:ascii="Brill" w:hAnsi="Brill"/>
+        </w:rPr>
+        <w:t xml:space="preserve"> con ella no </w:t>
+      </w:r>
+      <w:proofErr w:type="spellStart"/>
+      <w:r>
+        <w:rPr>
+          <w:rFonts w:ascii="Brill" w:hAnsi="Brill"/>
+        </w:rPr>
+        <w:t>podia</w:t>
+      </w:r>
+      <w:proofErr w:type="spellEnd"/>
+      <w:r>
+        <w:rPr>
+          <w:rFonts w:ascii="Brill" w:hAnsi="Brill"/>
+        </w:rPr>
+        <w:t xml:space="preserve"> guardar la </w:t>
+      </w:r>
+      <w:proofErr w:type="spellStart"/>
+      <w:r>
+        <w:rPr>
+          <w:rFonts w:ascii="Brill" w:hAnsi="Brill"/>
+        </w:rPr>
+        <w:t>generacion</w:t>
+      </w:r>
+      <w:proofErr w:type="spellEnd"/>
+      <w:r>
+        <w:rPr>
+          <w:rFonts w:ascii="Brill" w:hAnsi="Brill"/>
+        </w:rPr>
+        <w:t xml:space="preserve"> que </w:t>
+      </w:r>
+      <w:proofErr w:type="spellStart"/>
+      <w:r>
+        <w:rPr>
+          <w:rFonts w:ascii="Brill" w:hAnsi="Brill"/>
+        </w:rPr>
+        <w:t>avia</w:t>
+      </w:r>
+      <w:proofErr w:type="spellEnd"/>
+      <w:r>
+        <w:rPr>
+          <w:rFonts w:ascii="Brill" w:hAnsi="Brill"/>
+        </w:rPr>
+        <w:t xml:space="preserve"> de venir que non savia que era E por esta </w:t>
+      </w:r>
+      <w:proofErr w:type="spellStart"/>
+      <w:r>
+        <w:rPr>
+          <w:rFonts w:ascii="Brill" w:hAnsi="Brill"/>
+        </w:rPr>
+        <w:t>razon</w:t>
+      </w:r>
+      <w:proofErr w:type="spellEnd"/>
+      <w:r>
+        <w:rPr>
+          <w:rFonts w:ascii="Brill" w:hAnsi="Brill"/>
+        </w:rPr>
+        <w:t xml:space="preserve"> non sopo el guardar lo primero nin lo </w:t>
+      </w:r>
+      <w:proofErr w:type="spellStart"/>
+      <w:r>
+        <w:rPr>
+          <w:rFonts w:ascii="Brill" w:hAnsi="Brill"/>
+        </w:rPr>
+        <w:t>despues</w:t>
+      </w:r>
+      <w:proofErr w:type="spellEnd"/>
+      <w:r>
+        <w:rPr>
+          <w:rFonts w:ascii="Brill" w:hAnsi="Brill"/>
+        </w:rPr>
+        <w:t xml:space="preserve"> pues quiero te agora contar la segunda </w:t>
+      </w:r>
+      <w:proofErr w:type="spellStart"/>
+      <w:r>
+        <w:rPr>
+          <w:rFonts w:ascii="Brill" w:hAnsi="Brill"/>
+        </w:rPr>
+        <w:t>generacion</w:t>
+      </w:r>
+      <w:proofErr w:type="spellEnd"/>
+      <w:r>
+        <w:rPr>
+          <w:rFonts w:ascii="Brill" w:hAnsi="Brill"/>
+        </w:rPr>
+        <w:t xml:space="preserve"> que fue Eva que te ya dixe que </w:t>
+      </w:r>
+      <w:proofErr w:type="spellStart"/>
+      <w:r>
+        <w:rPr>
+          <w:rFonts w:ascii="Brill" w:hAnsi="Brill"/>
+        </w:rPr>
+        <w:t>salio</w:t>
+      </w:r>
+      <w:proofErr w:type="spellEnd"/>
+      <w:r>
+        <w:rPr>
+          <w:rFonts w:ascii="Brill" w:hAnsi="Brill"/>
+        </w:rPr>
+        <w:t xml:space="preserve"> de </w:t>
+      </w:r>
+      <w:proofErr w:type="spellStart"/>
+      <w:r>
+        <w:rPr>
+          <w:rFonts w:ascii="Brill" w:hAnsi="Brill"/>
+        </w:rPr>
+        <w:t>Adan</w:t>
+      </w:r>
+      <w:proofErr w:type="spellEnd"/>
+      <w:r>
+        <w:rPr>
+          <w:rFonts w:ascii="Brill" w:hAnsi="Brill"/>
+        </w:rPr>
+        <w:t xml:space="preserve"> su padre </w:t>
+      </w:r>
+      <w:proofErr w:type="spellStart"/>
+      <w:r>
+        <w:rPr>
+          <w:rFonts w:ascii="Brill" w:hAnsi="Brill"/>
+        </w:rPr>
+        <w:t>quando</w:t>
+      </w:r>
+      <w:proofErr w:type="spellEnd"/>
+      <w:r>
+        <w:rPr>
+          <w:rFonts w:ascii="Brill" w:hAnsi="Brill"/>
+        </w:rPr>
+        <w:t xml:space="preserve"> </w:t>
+      </w:r>
+      <w:proofErr w:type="spellStart"/>
+      <w:r>
+        <w:rPr>
+          <w:rFonts w:ascii="Brill" w:hAnsi="Brill"/>
+        </w:rPr>
+        <w:t>acordo</w:t>
+      </w:r>
+      <w:proofErr w:type="spellEnd"/>
+      <w:r>
+        <w:rPr>
+          <w:rFonts w:ascii="Brill" w:hAnsi="Brill"/>
+        </w:rPr>
+        <w:t xml:space="preserve"> </w:t>
+      </w:r>
+      <w:proofErr w:type="spellStart"/>
+      <w:r>
+        <w:rPr>
+          <w:rFonts w:ascii="Brill" w:hAnsi="Brill"/>
+        </w:rPr>
+        <w:t>Adan</w:t>
+      </w:r>
+      <w:proofErr w:type="spellEnd"/>
+      <w:r>
+        <w:rPr>
+          <w:rFonts w:ascii="Brill" w:hAnsi="Brill"/>
+        </w:rPr>
+        <w:t xml:space="preserve"> e </w:t>
+      </w:r>
+      <w:proofErr w:type="spellStart"/>
+      <w:r>
+        <w:rPr>
+          <w:rFonts w:ascii="Brill" w:hAnsi="Brill"/>
+        </w:rPr>
+        <w:t>desperto</w:t>
+      </w:r>
+      <w:proofErr w:type="spellEnd"/>
+      <w:r>
+        <w:rPr>
+          <w:rFonts w:ascii="Brill" w:hAnsi="Brill"/>
+        </w:rPr>
+        <w:t xml:space="preserve"> del sueño en que estaba e </w:t>
+      </w:r>
+      <w:proofErr w:type="spellStart"/>
+      <w:r>
+        <w:rPr>
+          <w:rFonts w:ascii="Brill" w:hAnsi="Brill"/>
+        </w:rPr>
+        <w:t>yazia</w:t>
+      </w:r>
+      <w:proofErr w:type="spellEnd"/>
+      <w:r>
+        <w:rPr>
+          <w:rFonts w:ascii="Brill" w:hAnsi="Brill"/>
+        </w:rPr>
+        <w:t xml:space="preserve">. E la vio estar cerca si llamo la por </w:t>
+      </w:r>
+      <w:proofErr w:type="spellStart"/>
+      <w:r>
+        <w:rPr>
+          <w:rFonts w:ascii="Brill" w:hAnsi="Brill"/>
+        </w:rPr>
+        <w:t>nonbre</w:t>
+      </w:r>
+      <w:proofErr w:type="spellEnd"/>
+      <w:r>
+        <w:rPr>
+          <w:rFonts w:ascii="Brill" w:hAnsi="Brill"/>
+        </w:rPr>
+        <w:t xml:space="preserve"> varona </w:t>
+      </w:r>
+      <w:proofErr w:type="spellStart"/>
+      <w:r>
+        <w:rPr>
+          <w:rFonts w:ascii="Brill" w:hAnsi="Brill"/>
+        </w:rPr>
+        <w:t>por que</w:t>
+      </w:r>
+      <w:proofErr w:type="spellEnd"/>
+      <w:r>
+        <w:rPr>
+          <w:rFonts w:ascii="Brill" w:hAnsi="Brill"/>
+        </w:rPr>
+        <w:t xml:space="preserve"> ella fuera fecha de la costilla que era fecha en el </w:t>
+      </w:r>
+      <w:proofErr w:type="spellStart"/>
+      <w:r>
+        <w:rPr>
+          <w:rFonts w:ascii="Brill" w:hAnsi="Brill"/>
+        </w:rPr>
+        <w:t>varon</w:t>
+      </w:r>
+      <w:proofErr w:type="spellEnd"/>
+      <w:r>
+        <w:rPr>
+          <w:rFonts w:ascii="Brill" w:hAnsi="Brill"/>
+        </w:rPr>
+        <w:t xml:space="preserve"> e este </w:t>
+      </w:r>
+      <w:proofErr w:type="spellStart"/>
+      <w:r>
+        <w:rPr>
+          <w:rFonts w:ascii="Brill" w:hAnsi="Brill"/>
+        </w:rPr>
+        <w:t>nonbre</w:t>
+      </w:r>
+      <w:proofErr w:type="spellEnd"/>
+      <w:r>
+        <w:rPr>
+          <w:rFonts w:ascii="Brill" w:hAnsi="Brill"/>
+        </w:rPr>
+        <w:t xml:space="preserve"> duro fasta que peco % Ca por que fue Eva </w:t>
+      </w:r>
+      <w:proofErr w:type="spellStart"/>
+      <w:r>
+        <w:rPr>
+          <w:rFonts w:ascii="Brill" w:hAnsi="Brill"/>
+        </w:rPr>
+        <w:t>libiana</w:t>
+      </w:r>
+      <w:proofErr w:type="spellEnd"/>
+      <w:r>
+        <w:rPr>
+          <w:rFonts w:ascii="Brill" w:hAnsi="Brill"/>
+        </w:rPr>
+        <w:t xml:space="preserve"> e muelle en pecar en dos maneras. la primera es en traer aina lo que </w:t>
+      </w:r>
+      <w:proofErr w:type="spellStart"/>
+      <w:r>
+        <w:rPr>
+          <w:rFonts w:ascii="Brill" w:hAnsi="Brill"/>
+        </w:rPr>
+        <w:t>l</w:t>
+      </w:r>
+      <w:proofErr w:type="spellEnd"/>
+      <w:r>
+        <w:rPr>
+          <w:rFonts w:ascii="Brill" w:hAnsi="Brill"/>
+        </w:rPr>
+        <w:t xml:space="preserve"> aconsejo del diablo. la segunda en </w:t>
+      </w:r>
+      <w:proofErr w:type="spellStart"/>
+      <w:r>
+        <w:rPr>
+          <w:rFonts w:ascii="Brill" w:hAnsi="Brill"/>
+        </w:rPr>
+        <w:t>consejar</w:t>
+      </w:r>
+      <w:proofErr w:type="spellEnd"/>
+      <w:r>
+        <w:rPr>
+          <w:rFonts w:ascii="Brill" w:hAnsi="Brill"/>
+        </w:rPr>
+        <w:t xml:space="preserve"> lo a </w:t>
+      </w:r>
+      <w:proofErr w:type="spellStart"/>
+      <w:r>
+        <w:rPr>
+          <w:rFonts w:ascii="Brill" w:hAnsi="Brill"/>
+        </w:rPr>
+        <w:t>Adan</w:t>
+      </w:r>
+      <w:proofErr w:type="spellEnd"/>
+      <w:r>
+        <w:rPr>
+          <w:rFonts w:ascii="Brill" w:hAnsi="Brill"/>
+        </w:rPr>
+        <w:t xml:space="preserve"> que tan de </w:t>
+      </w:r>
+      <w:proofErr w:type="spellStart"/>
+      <w:r>
+        <w:rPr>
+          <w:rFonts w:ascii="Brill" w:hAnsi="Brill"/>
+        </w:rPr>
+        <w:t>corazon</w:t>
+      </w:r>
+      <w:proofErr w:type="spellEnd"/>
+      <w:r>
+        <w:rPr>
+          <w:rFonts w:ascii="Brill" w:hAnsi="Brill"/>
+        </w:rPr>
+        <w:t xml:space="preserve"> gelo consejo que se lo fizo fazer E </w:t>
+      </w:r>
+      <w:proofErr w:type="spellStart"/>
+      <w:r>
+        <w:rPr>
+          <w:rFonts w:ascii="Brill" w:hAnsi="Brill"/>
+        </w:rPr>
+        <w:t>despues</w:t>
+      </w:r>
+      <w:proofErr w:type="spellEnd"/>
+      <w:r>
+        <w:rPr>
+          <w:rFonts w:ascii="Brill" w:hAnsi="Brill"/>
+        </w:rPr>
+        <w:t xml:space="preserve"> que el </w:t>
+      </w:r>
+      <w:proofErr w:type="spellStart"/>
+      <w:r>
+        <w:rPr>
+          <w:rFonts w:ascii="Brill" w:hAnsi="Brill"/>
+        </w:rPr>
+        <w:t>Adan</w:t>
+      </w:r>
+      <w:proofErr w:type="spellEnd"/>
+      <w:r>
+        <w:rPr>
+          <w:rFonts w:ascii="Brill" w:hAnsi="Brill"/>
+        </w:rPr>
+        <w:t xml:space="preserve"> ovo entendido el yerro que </w:t>
+      </w:r>
+      <w:proofErr w:type="spellStart"/>
+      <w:r>
+        <w:rPr>
+          <w:rFonts w:ascii="Brill" w:hAnsi="Brill"/>
+        </w:rPr>
+        <w:t>avia</w:t>
+      </w:r>
+      <w:proofErr w:type="spellEnd"/>
+      <w:r>
+        <w:rPr>
+          <w:rFonts w:ascii="Brill" w:hAnsi="Brill"/>
+        </w:rPr>
+        <w:t xml:space="preserve"> fecho mudo el </w:t>
+      </w:r>
+      <w:proofErr w:type="spellStart"/>
+      <w:r>
+        <w:rPr>
+          <w:rFonts w:ascii="Brill" w:hAnsi="Brill"/>
+        </w:rPr>
+        <w:t>nonbre</w:t>
+      </w:r>
+      <w:proofErr w:type="spellEnd"/>
+      <w:r>
+        <w:rPr>
+          <w:rFonts w:ascii="Brill" w:hAnsi="Brill"/>
+        </w:rPr>
+        <w:t xml:space="preserve"> a </w:t>
+      </w:r>
+      <w:proofErr w:type="spellStart"/>
+      <w:r>
+        <w:rPr>
+          <w:rFonts w:ascii="Brill" w:hAnsi="Brill"/>
+        </w:rPr>
+        <w:t>Eba</w:t>
+      </w:r>
+      <w:proofErr w:type="spellEnd"/>
+      <w:r>
+        <w:rPr>
+          <w:rFonts w:ascii="Brill" w:hAnsi="Brill"/>
+        </w:rPr>
+        <w:t xml:space="preserve"> % Ca aquel </w:t>
+      </w:r>
+      <w:proofErr w:type="spellStart"/>
+      <w:r>
+        <w:rPr>
+          <w:rFonts w:ascii="Brill" w:hAnsi="Brill"/>
+        </w:rPr>
+        <w:t>nonbre</w:t>
+      </w:r>
+      <w:proofErr w:type="spellEnd"/>
+      <w:r>
+        <w:rPr>
+          <w:rFonts w:ascii="Brill" w:hAnsi="Brill"/>
+        </w:rPr>
+        <w:t xml:space="preserve"> que l </w:t>
+      </w:r>
+      <w:proofErr w:type="spellStart"/>
+      <w:r>
+        <w:rPr>
+          <w:rFonts w:ascii="Brill" w:hAnsi="Brill"/>
+        </w:rPr>
+        <w:t>solian</w:t>
+      </w:r>
+      <w:proofErr w:type="spellEnd"/>
+      <w:r>
+        <w:rPr>
+          <w:rFonts w:ascii="Brill" w:hAnsi="Brill"/>
+        </w:rPr>
+        <w:t xml:space="preserve"> llamar varona por la </w:t>
+      </w:r>
+      <w:proofErr w:type="spellStart"/>
+      <w:r>
+        <w:rPr>
+          <w:rFonts w:ascii="Brill" w:hAnsi="Brill"/>
+        </w:rPr>
+        <w:t>razon</w:t>
+      </w:r>
+      <w:proofErr w:type="spellEnd"/>
+      <w:r>
+        <w:rPr>
+          <w:rFonts w:ascii="Brill" w:hAnsi="Brill"/>
+        </w:rPr>
+        <w:t xml:space="preserve"> que te ya dixe llamo la de </w:t>
+      </w:r>
+      <w:proofErr w:type="spellStart"/>
+      <w:r>
+        <w:rPr>
+          <w:rFonts w:ascii="Brill" w:hAnsi="Brill"/>
+        </w:rPr>
+        <w:t>alli</w:t>
+      </w:r>
+      <w:proofErr w:type="spellEnd"/>
+      <w:r>
+        <w:rPr>
+          <w:rFonts w:ascii="Brill" w:hAnsi="Brill"/>
+        </w:rPr>
+        <w:t xml:space="preserve"> adelante muger que quiere tanto dezir como cosa muelle </w:t>
+      </w:r>
+      <w:proofErr w:type="spellStart"/>
+      <w:r>
+        <w:rPr>
+          <w:rFonts w:ascii="Brill" w:hAnsi="Brill"/>
+        </w:rPr>
+        <w:t>e</w:t>
+      </w:r>
+      <w:proofErr w:type="spellEnd"/>
+      <w:r>
+        <w:rPr>
+          <w:rFonts w:ascii="Brill" w:hAnsi="Brill"/>
+        </w:rPr>
+        <w:t xml:space="preserve"> la </w:t>
+      </w:r>
+      <w:proofErr w:type="spellStart"/>
+      <w:r>
+        <w:rPr>
+          <w:rFonts w:ascii="Brill" w:hAnsi="Brill"/>
+        </w:rPr>
+        <w:t>libiana</w:t>
+      </w:r>
+      <w:proofErr w:type="spellEnd"/>
+      <w:r>
+        <w:rPr>
+          <w:rFonts w:ascii="Brill" w:hAnsi="Brill"/>
+        </w:rPr>
+        <w:t xml:space="preserve"> para pecar </w:t>
+      </w:r>
+      <w:proofErr w:type="gramStart"/>
+      <w:r>
+        <w:rPr>
+          <w:rFonts w:ascii="Brill" w:hAnsi="Brill"/>
+        </w:rPr>
+        <w:t>e</w:t>
+      </w:r>
+      <w:proofErr w:type="gramEnd"/>
+      <w:r>
+        <w:rPr>
+          <w:rFonts w:ascii="Brill" w:hAnsi="Brill"/>
+        </w:rPr>
+        <w:t xml:space="preserve"> d esto faze semejança de la cera. la cera es </w:t>
+      </w:r>
+      <w:r>
+        <w:rPr>
+          <w:rFonts w:ascii="Brill" w:hAnsi="Brill"/>
           <w:color w:val="FF0000"/>
         </w:rPr>
-        <w:t>le dixera digo</w:t>
-      </w:r>
-      <w:r>
-        <w:rPr>
-          <w:rFonts w:ascii="Garamond" w:hAnsi="Garamond"/>
+        <w:t xml:space="preserve">la </w:t>
+      </w:r>
+      <w:proofErr w:type="spellStart"/>
+      <w:r>
+        <w:rPr>
+          <w:rFonts w:ascii="Brill" w:hAnsi="Brill"/>
+          <w:color w:val="FF0000"/>
+        </w:rPr>
+        <w:t>mas</w:t>
+      </w:r>
+      <w:proofErr w:type="spellEnd"/>
+      <w:r>
+        <w:rPr>
+          <w:rFonts w:ascii="Brill" w:hAnsi="Brill"/>
+          <w:color w:val="FF0000"/>
+        </w:rPr>
+        <w:t xml:space="preserve"> muelle e es </w:t>
+      </w:r>
+      <w:r>
+        <w:rPr>
+          <w:rFonts w:ascii="Brill" w:hAnsi="Brill"/>
+        </w:rPr>
+        <w:t xml:space="preserve">una cosa de las </w:t>
+      </w:r>
+      <w:proofErr w:type="spellStart"/>
+      <w:r>
+        <w:rPr>
+          <w:rFonts w:ascii="Brill" w:hAnsi="Brill"/>
+        </w:rPr>
+        <w:t>mas</w:t>
+      </w:r>
+      <w:proofErr w:type="spellEnd"/>
+      <w:r>
+        <w:rPr>
+          <w:rFonts w:ascii="Brill" w:hAnsi="Brill"/>
+        </w:rPr>
+        <w:t xml:space="preserve"> muelles que en todo el mundo ha por eso </w:t>
+      </w:r>
+      <w:proofErr w:type="spellStart"/>
+      <w:r>
+        <w:rPr>
+          <w:rFonts w:ascii="Brill" w:hAnsi="Brill"/>
+        </w:rPr>
+        <w:t>qual</w:t>
+      </w:r>
+      <w:proofErr w:type="spellEnd"/>
+      <w:r>
+        <w:rPr>
+          <w:rFonts w:ascii="Brill" w:hAnsi="Brill"/>
+        </w:rPr>
+        <w:t xml:space="preserve"> figura ay pusieres tal figura ay </w:t>
+      </w:r>
+      <w:proofErr w:type="spellStart"/>
+      <w:r>
+        <w:rPr>
+          <w:rFonts w:ascii="Brill" w:hAnsi="Brill"/>
+        </w:rPr>
+        <w:t>saldra</w:t>
+      </w:r>
+      <w:proofErr w:type="spellEnd"/>
+      <w:r>
+        <w:rPr>
+          <w:rFonts w:ascii="Brill" w:hAnsi="Brill"/>
+        </w:rPr>
+        <w:t xml:space="preserve"> y fecha e </w:t>
+      </w:r>
+      <w:proofErr w:type="spellStart"/>
+      <w:r>
+        <w:rPr>
+          <w:rFonts w:ascii="Brill" w:hAnsi="Brill"/>
+        </w:rPr>
+        <w:t>vien</w:t>
+      </w:r>
+      <w:proofErr w:type="spellEnd"/>
+      <w:r>
+        <w:rPr>
+          <w:rFonts w:ascii="Brill" w:hAnsi="Brill"/>
+        </w:rPr>
+        <w:t xml:space="preserve"> </w:t>
+      </w:r>
+      <w:proofErr w:type="spellStart"/>
+      <w:r>
+        <w:rPr>
+          <w:rFonts w:ascii="Brill" w:hAnsi="Brill"/>
+        </w:rPr>
+        <w:t>asi</w:t>
+      </w:r>
+      <w:proofErr w:type="spellEnd"/>
+      <w:r>
+        <w:rPr>
+          <w:rFonts w:ascii="Brill" w:hAnsi="Brill"/>
+        </w:rPr>
+        <w:t xml:space="preserve"> fue Eva Ca ella fue muelle para </w:t>
+      </w:r>
+      <w:proofErr w:type="spellStart"/>
+      <w:r>
+        <w:rPr>
+          <w:rFonts w:ascii="Brill" w:hAnsi="Brill"/>
+        </w:rPr>
+        <w:t>rescebir</w:t>
+      </w:r>
+      <w:proofErr w:type="spellEnd"/>
+      <w:r>
+        <w:rPr>
+          <w:rFonts w:ascii="Brill" w:hAnsi="Brill"/>
+        </w:rPr>
+        <w:t xml:space="preserve"> en si lo que el diablo le </w:t>
+      </w:r>
+      <w:proofErr w:type="spellStart"/>
+      <w:r>
+        <w:rPr>
+          <w:rFonts w:ascii="Brill" w:hAnsi="Brill"/>
+        </w:rPr>
+        <w:t>consejaba</w:t>
+      </w:r>
+      <w:proofErr w:type="spellEnd"/>
+      <w:r>
+        <w:rPr>
+          <w:rFonts w:ascii="Brill" w:hAnsi="Brill"/>
+        </w:rPr>
+        <w:t xml:space="preserve"> </w:t>
+      </w:r>
+      <w:proofErr w:type="spellStart"/>
+      <w:r>
+        <w:rPr>
+          <w:rFonts w:ascii="Brill" w:hAnsi="Brill"/>
+        </w:rPr>
+        <w:t>asi</w:t>
+      </w:r>
+      <w:proofErr w:type="spellEnd"/>
+      <w:r>
+        <w:rPr>
+          <w:rFonts w:ascii="Brill" w:hAnsi="Brill"/>
+        </w:rPr>
+        <w:t xml:space="preserve"> lo que ella </w:t>
+      </w:r>
+      <w:proofErr w:type="spellStart"/>
+      <w:r>
+        <w:rPr>
+          <w:rFonts w:ascii="Brill" w:hAnsi="Brill"/>
+        </w:rPr>
+        <w:t>rescibio</w:t>
+      </w:r>
+      <w:proofErr w:type="spellEnd"/>
+      <w:r>
+        <w:rPr>
+          <w:rFonts w:ascii="Brill" w:hAnsi="Brill"/>
+        </w:rPr>
+        <w:t xml:space="preserve"> </w:t>
+      </w:r>
+      <w:proofErr w:type="spellStart"/>
+      <w:r>
+        <w:rPr>
+          <w:rFonts w:ascii="Brill" w:hAnsi="Brill"/>
+        </w:rPr>
+        <w:t>salio</w:t>
+      </w:r>
+      <w:proofErr w:type="spellEnd"/>
+      <w:r>
+        <w:rPr>
+          <w:rFonts w:ascii="Brill" w:hAnsi="Brill"/>
+        </w:rPr>
+        <w:t xml:space="preserve"> luego la figura fecha e da lo a entender </w:t>
+      </w:r>
+      <w:proofErr w:type="spellStart"/>
+      <w:r>
+        <w:rPr>
+          <w:rFonts w:ascii="Brill" w:hAnsi="Brill"/>
+        </w:rPr>
+        <w:t>Adan</w:t>
+      </w:r>
+      <w:proofErr w:type="spellEnd"/>
+      <w:r>
+        <w:rPr>
+          <w:rFonts w:ascii="Brill" w:hAnsi="Brill"/>
+        </w:rPr>
+        <w:t xml:space="preserve"> su marido por la palabra e por </w:t>
+      </w:r>
+      <w:proofErr w:type="spellStart"/>
+      <w:r>
+        <w:rPr>
+          <w:rFonts w:ascii="Brill" w:hAnsi="Brill"/>
+        </w:rPr>
+        <w:t>contenente</w:t>
+      </w:r>
+      <w:proofErr w:type="spellEnd"/>
+      <w:r>
+        <w:rPr>
+          <w:rFonts w:ascii="Brill" w:hAnsi="Brill"/>
+        </w:rPr>
+        <w:t xml:space="preserve"> que aquello era su voluntad que se </w:t>
+      </w:r>
+      <w:proofErr w:type="spellStart"/>
+      <w:r>
+        <w:rPr>
+          <w:rFonts w:ascii="Brill" w:hAnsi="Brill"/>
+        </w:rPr>
+        <w:t>fiziese</w:t>
+      </w:r>
+      <w:proofErr w:type="spellEnd"/>
+      <w:r>
+        <w:rPr>
+          <w:rFonts w:ascii="Brill" w:hAnsi="Brill"/>
+        </w:rPr>
+        <w:t xml:space="preserve"> pues cosa que tan muelle e tan </w:t>
+      </w:r>
+      <w:proofErr w:type="spellStart"/>
+      <w:r>
+        <w:rPr>
+          <w:rFonts w:ascii="Brill" w:hAnsi="Brill"/>
+        </w:rPr>
+        <w:t>libiana</w:t>
+      </w:r>
+      <w:proofErr w:type="spellEnd"/>
+      <w:r>
+        <w:rPr>
+          <w:rFonts w:ascii="Brill" w:hAnsi="Brill"/>
+        </w:rPr>
+        <w:t xml:space="preserve"> era non </w:t>
+      </w:r>
+      <w:proofErr w:type="spellStart"/>
+      <w:r>
+        <w:rPr>
+          <w:rFonts w:ascii="Brill" w:hAnsi="Brill"/>
+        </w:rPr>
+        <w:t>podia</w:t>
+      </w:r>
+      <w:proofErr w:type="spellEnd"/>
+      <w:r>
+        <w:rPr>
+          <w:rFonts w:ascii="Brill" w:hAnsi="Brill"/>
+        </w:rPr>
+        <w:t xml:space="preserve"> catar aquello que le </w:t>
+      </w:r>
+      <w:proofErr w:type="spellStart"/>
+      <w:r>
+        <w:rPr>
+          <w:rFonts w:ascii="Brill" w:hAnsi="Brill"/>
+        </w:rPr>
+        <w:t>consejaban</w:t>
+      </w:r>
+      <w:proofErr w:type="spellEnd"/>
+      <w:r>
+        <w:rPr>
+          <w:rFonts w:ascii="Brill" w:hAnsi="Brill"/>
+        </w:rPr>
+        <w:t xml:space="preserve"> ante que lo </w:t>
+      </w:r>
+      <w:proofErr w:type="spellStart"/>
+      <w:r>
+        <w:rPr>
+          <w:rFonts w:ascii="Brill" w:hAnsi="Brill"/>
+        </w:rPr>
+        <w:t>fiziese</w:t>
+      </w:r>
+      <w:proofErr w:type="spellEnd"/>
+      <w:r>
+        <w:rPr>
+          <w:rFonts w:ascii="Brill" w:hAnsi="Brill"/>
+        </w:rPr>
+        <w:t xml:space="preserve"> por esta </w:t>
+      </w:r>
+      <w:proofErr w:type="spellStart"/>
+      <w:r>
+        <w:rPr>
+          <w:rFonts w:ascii="Brill" w:hAnsi="Brill"/>
+        </w:rPr>
+        <w:t>razon</w:t>
+      </w:r>
+      <w:proofErr w:type="spellEnd"/>
+      <w:r>
+        <w:rPr>
+          <w:rFonts w:ascii="Brill" w:hAnsi="Brill"/>
+        </w:rPr>
+        <w:t xml:space="preserve"> non </w:t>
+      </w:r>
+      <w:proofErr w:type="spellStart"/>
+      <w:r>
+        <w:rPr>
+          <w:rFonts w:ascii="Brill" w:hAnsi="Brill"/>
+        </w:rPr>
+        <w:t>podia</w:t>
+      </w:r>
+      <w:proofErr w:type="spellEnd"/>
+      <w:r>
+        <w:rPr>
+          <w:rFonts w:ascii="Brill" w:hAnsi="Brill"/>
+        </w:rPr>
+        <w:t xml:space="preserve"> guardar a</w:t>
+      </w:r>
+      <w:r>
+        <w:rPr>
+          <w:rFonts w:ascii="Brill" w:hAnsi="Brill"/>
+        </w:rPr>
+        <w:t xml:space="preserve"> </w:t>
+      </w:r>
+      <w:r>
+        <w:rPr>
+          <w:rFonts w:ascii="Brill" w:hAnsi="Brill"/>
+        </w:rPr>
+        <w:t xml:space="preserve">si nin a otro Pues vayamos agora a la tercera </w:t>
+      </w:r>
+      <w:proofErr w:type="spellStart"/>
+      <w:r>
+        <w:rPr>
+          <w:rFonts w:ascii="Brill" w:hAnsi="Brill"/>
+        </w:rPr>
+        <w:t>generacion</w:t>
+      </w:r>
+      <w:proofErr w:type="spellEnd"/>
+      <w:r>
+        <w:rPr>
+          <w:rFonts w:ascii="Brill" w:hAnsi="Brill"/>
+        </w:rPr>
+        <w:t xml:space="preserve"> que fue Jesucristo fijo de la </w:t>
+      </w:r>
+      <w:proofErr w:type="spellStart"/>
+      <w:r>
+        <w:rPr>
+          <w:rFonts w:ascii="Brill" w:hAnsi="Brill"/>
+        </w:rPr>
+        <w:t>vien</w:t>
+      </w:r>
+      <w:proofErr w:type="spellEnd"/>
+      <w:r>
+        <w:rPr>
+          <w:rFonts w:ascii="Brill" w:hAnsi="Brill"/>
+        </w:rPr>
+        <w:t xml:space="preserve"> aventurada </w:t>
+      </w:r>
+      <w:proofErr w:type="spellStart"/>
+      <w:r>
+        <w:rPr>
+          <w:rFonts w:ascii="Brill" w:hAnsi="Brill"/>
+        </w:rPr>
+        <w:t>sancta</w:t>
+      </w:r>
+      <w:proofErr w:type="spellEnd"/>
+      <w:r>
+        <w:rPr>
+          <w:rFonts w:ascii="Brill" w:hAnsi="Brill"/>
+        </w:rPr>
+        <w:t xml:space="preserve"> </w:t>
+      </w:r>
+      <w:proofErr w:type="spellStart"/>
+      <w:r>
+        <w:rPr>
+          <w:rFonts w:ascii="Brill" w:hAnsi="Brill"/>
+        </w:rPr>
+        <w:t>Maria</w:t>
+      </w:r>
+      <w:proofErr w:type="spellEnd"/>
+      <w:r>
+        <w:rPr>
+          <w:rFonts w:ascii="Brill" w:hAnsi="Brill"/>
+        </w:rPr>
+        <w:t xml:space="preserve">. E quiero te luego fablar en la virgen </w:t>
+      </w:r>
+      <w:proofErr w:type="spellStart"/>
+      <w:r>
+        <w:rPr>
+          <w:rFonts w:ascii="Brill" w:hAnsi="Brill"/>
+        </w:rPr>
+        <w:t>sancta</w:t>
+      </w:r>
+      <w:proofErr w:type="spellEnd"/>
+      <w:r>
+        <w:rPr>
+          <w:rFonts w:ascii="Brill" w:hAnsi="Brill"/>
+        </w:rPr>
+        <w:t xml:space="preserve"> </w:t>
+      </w:r>
+      <w:proofErr w:type="spellStart"/>
+      <w:r>
+        <w:rPr>
+          <w:rFonts w:ascii="Brill" w:hAnsi="Brill"/>
+        </w:rPr>
+        <w:t>Maria</w:t>
+      </w:r>
+      <w:proofErr w:type="spellEnd"/>
+      <w:r>
+        <w:rPr>
+          <w:rFonts w:ascii="Brill" w:hAnsi="Brill"/>
+        </w:rPr>
+        <w:t xml:space="preserve"> su madre en como guardo la suya en una pregunta que fizo el padre </w:t>
+      </w:r>
+      <w:proofErr w:type="spellStart"/>
+      <w:r>
+        <w:rPr>
+          <w:rFonts w:ascii="Brill" w:hAnsi="Brill"/>
+        </w:rPr>
+        <w:t>quando</w:t>
+      </w:r>
+      <w:proofErr w:type="spellEnd"/>
+      <w:r>
+        <w:rPr>
+          <w:rFonts w:ascii="Brill" w:hAnsi="Brill"/>
+        </w:rPr>
+        <w:t xml:space="preserve"> le </w:t>
+      </w:r>
+      <w:proofErr w:type="spellStart"/>
+      <w:r>
+        <w:rPr>
+          <w:rFonts w:ascii="Brill" w:hAnsi="Brill"/>
+        </w:rPr>
+        <w:t>traxo</w:t>
+      </w:r>
+      <w:proofErr w:type="spellEnd"/>
+      <w:r>
+        <w:rPr>
+          <w:rFonts w:ascii="Brill" w:hAnsi="Brill"/>
+        </w:rPr>
+        <w:t xml:space="preserve"> la </w:t>
+      </w:r>
+      <w:proofErr w:type="spellStart"/>
+      <w:r>
+        <w:rPr>
+          <w:rFonts w:ascii="Brill" w:hAnsi="Brill"/>
+        </w:rPr>
+        <w:t>mandaderia</w:t>
+      </w:r>
+      <w:proofErr w:type="spellEnd"/>
+      <w:r>
+        <w:rPr>
+          <w:rFonts w:ascii="Brill" w:hAnsi="Brill"/>
+        </w:rPr>
+        <w:t xml:space="preserve"> del nuestro señor en aquel lugar donde ella </w:t>
+      </w:r>
+      <w:r>
+        <w:rPr>
+          <w:rFonts w:ascii="Brill" w:hAnsi="Brill"/>
+          <w:color w:val="FF0000"/>
+        </w:rPr>
+        <w:t xml:space="preserve">le </w:t>
+      </w:r>
+      <w:proofErr w:type="spellStart"/>
+      <w:r>
+        <w:rPr>
+          <w:rFonts w:ascii="Brill" w:hAnsi="Brill"/>
+          <w:color w:val="FF0000"/>
+        </w:rPr>
+        <w:t>dixera</w:t>
+      </w:r>
+      <w:proofErr w:type="spellEnd"/>
+      <w:r>
+        <w:rPr>
+          <w:rFonts w:ascii="Brill" w:hAnsi="Brill"/>
+          <w:color w:val="FF0000"/>
+        </w:rPr>
+        <w:t xml:space="preserve"> digo</w:t>
+      </w:r>
+      <w:r>
+        <w:rPr>
+          <w:rFonts w:ascii="Brill" w:hAnsi="Brill"/>
         </w:rPr>
         <w:t xml:space="preserve"> le dixo </w:t>
       </w:r>
       <w:r>
         <w:rPr>
-          <w:rFonts w:ascii="Garamond" w:hAnsi="Garamond"/>
+          <w:rFonts w:ascii="Brill" w:hAnsi="Brill"/>
           <w:color w:val="FF0000"/>
         </w:rPr>
         <w:t>84r</w:t>
       </w:r>
       <w:r>
         <w:rPr>
-          <w:rFonts w:ascii="Garamond" w:hAnsi="Garamond"/>
-        </w:rPr>
-        <w:t xml:space="preserve"> Como puede ser eso que tu dizes que non conosco a ningun varon pues ya vees en esta palabra como se ella quiso guardar de mal pres a si misma e la casa del rey Dabid donde ella venia % Ca en esto que ella dixo dio a entender que abemos de ver la razon derecha por do pudiese ser aquello que el dezia sin errar e sin mal estançar de si misma % pues tal muger podian llamar mas con derecho varona que Eba % Ca esta lo era en vondad e en seso e en cordura e vien lo puede ser. E en esta demanda que te dixe que fizo al angel que non como Eva % que quando el diablo le vino a dar aquel mal consejo non le quiso demandar que era el bien. o el mal </w:t>
-      </w:r>
-      <w:r>
-        <w:rPr>
-          <w:rFonts w:ascii="Garamond" w:hAnsi="Garamond"/>
+          <w:rFonts w:ascii="Brill" w:hAnsi="Brill"/>
+        </w:rPr>
+        <w:t xml:space="preserve"> Como puede ser eso que tu dizes que non </w:t>
+      </w:r>
+      <w:proofErr w:type="spellStart"/>
+      <w:r>
+        <w:rPr>
+          <w:rFonts w:ascii="Brill" w:hAnsi="Brill"/>
+        </w:rPr>
+        <w:t>conosco</w:t>
+      </w:r>
+      <w:proofErr w:type="spellEnd"/>
+      <w:r>
+        <w:rPr>
+          <w:rFonts w:ascii="Brill" w:hAnsi="Brill"/>
+        </w:rPr>
+        <w:t xml:space="preserve"> a </w:t>
+      </w:r>
+      <w:proofErr w:type="spellStart"/>
+      <w:r>
+        <w:rPr>
+          <w:rFonts w:ascii="Brill" w:hAnsi="Brill"/>
+        </w:rPr>
+        <w:t>ningun</w:t>
+      </w:r>
+      <w:proofErr w:type="spellEnd"/>
+      <w:r>
+        <w:rPr>
+          <w:rFonts w:ascii="Brill" w:hAnsi="Brill"/>
+        </w:rPr>
+        <w:t xml:space="preserve"> </w:t>
+      </w:r>
+      <w:proofErr w:type="spellStart"/>
+      <w:r>
+        <w:rPr>
+          <w:rFonts w:ascii="Brill" w:hAnsi="Brill"/>
+        </w:rPr>
+        <w:t>varon</w:t>
+      </w:r>
+      <w:proofErr w:type="spellEnd"/>
+      <w:r>
+        <w:rPr>
+          <w:rFonts w:ascii="Brill" w:hAnsi="Brill"/>
+        </w:rPr>
+        <w:t xml:space="preserve"> pues ya vees en esta palabra como se ella quiso guardar de mal pres a </w:t>
+      </w:r>
+      <w:proofErr w:type="spellStart"/>
+      <w:r>
+        <w:rPr>
+          <w:rFonts w:ascii="Brill" w:hAnsi="Brill"/>
+        </w:rPr>
+        <w:t>si</w:t>
+      </w:r>
+      <w:proofErr w:type="spellEnd"/>
+      <w:r>
+        <w:rPr>
+          <w:rFonts w:ascii="Brill" w:hAnsi="Brill"/>
+        </w:rPr>
+        <w:t xml:space="preserve"> misma e la casa del rey </w:t>
+      </w:r>
+      <w:proofErr w:type="spellStart"/>
+      <w:r>
+        <w:rPr>
+          <w:rFonts w:ascii="Brill" w:hAnsi="Brill"/>
+        </w:rPr>
+        <w:t>Dabid</w:t>
+      </w:r>
+      <w:proofErr w:type="spellEnd"/>
+      <w:r>
+        <w:rPr>
+          <w:rFonts w:ascii="Brill" w:hAnsi="Brill"/>
+        </w:rPr>
+        <w:t xml:space="preserve"> donde ella venia </w:t>
+      </w:r>
+      <w:r>
+        <w:rPr>
+          <w:rFonts w:ascii="Brill" w:hAnsi="Brill"/>
         </w:rPr>
         <w:lastRenderedPageBreak/>
-        <w:t>que ende podia venir % E por tal como esto dizen quien preguncta non yerra % viendo nuestro señor la vondad que avia en aquella virgen en esta virgen quiso la fazer su madre e nascio el d ella e esta fue la tercera generacion e fue departida de las otras dos que vos ya deximos de Adan que fue la primera y de Eva que fue la segunda. E quanto mal e quanto yerro ovo en las otras dos tanto se cobro e se emendo por esta tercera en la nascion del mundo en qual vino el salbador del mundo % E d este nonbre del salbador del mundo. obo el con grand derecho ca salvo nos e conpro nos por la su sangre quiso que fuese esparcida por nos % Asi como el xarais quando pisan las ubas se lava del vino que d ellas sale asi se lavo todo el mundo por la sangre que salio del cuerpo de nuestro señor E esto que fizo el por nos fizo lo el por tres cosas la primera non se fallando vien de lo que ante fiziera % la segunda doliendo se de lo que fiziera y creyera e queriendo que viniese a perdicion por sienpre % la tercera por mostrar el su poder quan maño hera e la su misericordia e esta podedes dezir que fue grand misericordia como aquel en que no ovo mancilla ni peccado querer el morir por nuestro peccado</w:t>
-      </w:r>
+        <w:t xml:space="preserve">% Ca en esto que ella dixo dio a entender que abemos de ver la </w:t>
+      </w:r>
+      <w:proofErr w:type="spellStart"/>
+      <w:r>
+        <w:rPr>
+          <w:rFonts w:ascii="Brill" w:hAnsi="Brill"/>
+        </w:rPr>
+        <w:t>razon</w:t>
+      </w:r>
+      <w:proofErr w:type="spellEnd"/>
+      <w:r>
+        <w:rPr>
+          <w:rFonts w:ascii="Brill" w:hAnsi="Brill"/>
+        </w:rPr>
+        <w:t xml:space="preserve"> derecha por do pudiese ser aquello que el </w:t>
+      </w:r>
+      <w:proofErr w:type="spellStart"/>
+      <w:r>
+        <w:rPr>
+          <w:rFonts w:ascii="Brill" w:hAnsi="Brill"/>
+        </w:rPr>
+        <w:t>dezia</w:t>
+      </w:r>
+      <w:proofErr w:type="spellEnd"/>
+      <w:r>
+        <w:rPr>
+          <w:rFonts w:ascii="Brill" w:hAnsi="Brill"/>
+        </w:rPr>
+        <w:t xml:space="preserve"> sin errar e sin mal </w:t>
+      </w:r>
+      <w:proofErr w:type="spellStart"/>
+      <w:r>
+        <w:rPr>
+          <w:rFonts w:ascii="Brill" w:hAnsi="Brill"/>
+        </w:rPr>
+        <w:t>estançar</w:t>
+      </w:r>
+      <w:proofErr w:type="spellEnd"/>
+      <w:r>
+        <w:rPr>
+          <w:rFonts w:ascii="Brill" w:hAnsi="Brill"/>
+        </w:rPr>
+        <w:t xml:space="preserve"> de </w:t>
+      </w:r>
+      <w:proofErr w:type="spellStart"/>
+      <w:r>
+        <w:rPr>
+          <w:rFonts w:ascii="Brill" w:hAnsi="Brill"/>
+        </w:rPr>
+        <w:t>si</w:t>
+      </w:r>
+      <w:proofErr w:type="spellEnd"/>
+      <w:r>
+        <w:rPr>
+          <w:rFonts w:ascii="Brill" w:hAnsi="Brill"/>
+        </w:rPr>
+        <w:t xml:space="preserve"> misma % pues tal muger </w:t>
+      </w:r>
+      <w:proofErr w:type="spellStart"/>
+      <w:r>
+        <w:rPr>
+          <w:rFonts w:ascii="Brill" w:hAnsi="Brill"/>
+        </w:rPr>
+        <w:t>podian</w:t>
+      </w:r>
+      <w:proofErr w:type="spellEnd"/>
+      <w:r>
+        <w:rPr>
+          <w:rFonts w:ascii="Brill" w:hAnsi="Brill"/>
+        </w:rPr>
+        <w:t xml:space="preserve"> llamar </w:t>
+      </w:r>
+      <w:proofErr w:type="spellStart"/>
+      <w:r>
+        <w:rPr>
+          <w:rFonts w:ascii="Brill" w:hAnsi="Brill"/>
+        </w:rPr>
+        <w:t>mas</w:t>
+      </w:r>
+      <w:proofErr w:type="spellEnd"/>
+      <w:r>
+        <w:rPr>
+          <w:rFonts w:ascii="Brill" w:hAnsi="Brill"/>
+        </w:rPr>
+        <w:t xml:space="preserve"> con derecho varona que </w:t>
+      </w:r>
+      <w:proofErr w:type="spellStart"/>
+      <w:r>
+        <w:rPr>
+          <w:rFonts w:ascii="Brill" w:hAnsi="Brill"/>
+        </w:rPr>
+        <w:t>Eba</w:t>
+      </w:r>
+      <w:proofErr w:type="spellEnd"/>
+      <w:r>
+        <w:rPr>
+          <w:rFonts w:ascii="Brill" w:hAnsi="Brill"/>
+        </w:rPr>
+        <w:t xml:space="preserve"> % Ca esta lo era en </w:t>
+      </w:r>
+      <w:proofErr w:type="spellStart"/>
+      <w:r>
+        <w:rPr>
+          <w:rFonts w:ascii="Brill" w:hAnsi="Brill"/>
+        </w:rPr>
+        <w:t>vondad</w:t>
+      </w:r>
+      <w:proofErr w:type="spellEnd"/>
+      <w:r>
+        <w:rPr>
+          <w:rFonts w:ascii="Brill" w:hAnsi="Brill"/>
+        </w:rPr>
+        <w:t xml:space="preserve"> e en seso e en cordura e </w:t>
+      </w:r>
+      <w:proofErr w:type="spellStart"/>
+      <w:r>
+        <w:rPr>
+          <w:rFonts w:ascii="Brill" w:hAnsi="Brill"/>
+        </w:rPr>
+        <w:t>vien</w:t>
+      </w:r>
+      <w:proofErr w:type="spellEnd"/>
+      <w:r>
+        <w:rPr>
+          <w:rFonts w:ascii="Brill" w:hAnsi="Brill"/>
+        </w:rPr>
+        <w:t xml:space="preserve"> lo puede ser. E en esta demanda que te dixe que fizo al </w:t>
+      </w:r>
+      <w:proofErr w:type="spellStart"/>
+      <w:r>
+        <w:rPr>
+          <w:rFonts w:ascii="Brill" w:hAnsi="Brill"/>
+        </w:rPr>
+        <w:t>angel</w:t>
+      </w:r>
+      <w:proofErr w:type="spellEnd"/>
+      <w:r>
+        <w:rPr>
+          <w:rFonts w:ascii="Brill" w:hAnsi="Brill"/>
+        </w:rPr>
+        <w:t xml:space="preserve"> que non como Eva % que </w:t>
+      </w:r>
+      <w:proofErr w:type="spellStart"/>
+      <w:r>
+        <w:rPr>
+          <w:rFonts w:ascii="Brill" w:hAnsi="Brill"/>
+        </w:rPr>
+        <w:t>quando</w:t>
+      </w:r>
+      <w:proofErr w:type="spellEnd"/>
+      <w:r>
+        <w:rPr>
+          <w:rFonts w:ascii="Brill" w:hAnsi="Brill"/>
+        </w:rPr>
+        <w:t xml:space="preserve"> el diablo le vino a dar aquel mal consejo non le quiso demandar que era el bien. o el mal que ende </w:t>
+      </w:r>
+      <w:proofErr w:type="spellStart"/>
+      <w:r>
+        <w:rPr>
+          <w:rFonts w:ascii="Brill" w:hAnsi="Brill"/>
+        </w:rPr>
+        <w:t>podia</w:t>
+      </w:r>
+      <w:proofErr w:type="spellEnd"/>
+      <w:r>
+        <w:rPr>
+          <w:rFonts w:ascii="Brill" w:hAnsi="Brill"/>
+        </w:rPr>
+        <w:t xml:space="preserve"> venir % E por tal como esto dizen quien </w:t>
+      </w:r>
+      <w:proofErr w:type="spellStart"/>
+      <w:r>
+        <w:rPr>
+          <w:rFonts w:ascii="Brill" w:hAnsi="Brill"/>
+        </w:rPr>
+        <w:t>preguncta</w:t>
+      </w:r>
+      <w:proofErr w:type="spellEnd"/>
+      <w:r>
+        <w:rPr>
+          <w:rFonts w:ascii="Brill" w:hAnsi="Brill"/>
+        </w:rPr>
+        <w:t xml:space="preserve"> non yerra % viendo nuestro señor la </w:t>
+      </w:r>
+      <w:proofErr w:type="spellStart"/>
+      <w:r>
+        <w:rPr>
+          <w:rFonts w:ascii="Brill" w:hAnsi="Brill"/>
+        </w:rPr>
+        <w:t>vondad</w:t>
+      </w:r>
+      <w:proofErr w:type="spellEnd"/>
+      <w:r>
+        <w:rPr>
+          <w:rFonts w:ascii="Brill" w:hAnsi="Brill"/>
+        </w:rPr>
+        <w:t xml:space="preserve"> que </w:t>
+      </w:r>
+      <w:proofErr w:type="spellStart"/>
+      <w:r>
+        <w:rPr>
+          <w:rFonts w:ascii="Brill" w:hAnsi="Brill"/>
+        </w:rPr>
+        <w:t>avia</w:t>
+      </w:r>
+      <w:proofErr w:type="spellEnd"/>
+      <w:r>
+        <w:rPr>
+          <w:rFonts w:ascii="Brill" w:hAnsi="Brill"/>
+        </w:rPr>
+        <w:t xml:space="preserve"> en aquella virgen en esta virgen quiso la fazer su madre e </w:t>
+      </w:r>
+      <w:proofErr w:type="spellStart"/>
+      <w:r>
+        <w:rPr>
+          <w:rFonts w:ascii="Brill" w:hAnsi="Brill"/>
+        </w:rPr>
+        <w:t>nascio</w:t>
+      </w:r>
+      <w:proofErr w:type="spellEnd"/>
+      <w:r>
+        <w:rPr>
+          <w:rFonts w:ascii="Brill" w:hAnsi="Brill"/>
+        </w:rPr>
+        <w:t xml:space="preserve"> el d ella </w:t>
+      </w:r>
+      <w:proofErr w:type="gramStart"/>
+      <w:r>
+        <w:rPr>
+          <w:rFonts w:ascii="Brill" w:hAnsi="Brill"/>
+        </w:rPr>
+        <w:t>e</w:t>
+      </w:r>
+      <w:proofErr w:type="gramEnd"/>
+      <w:r>
+        <w:rPr>
+          <w:rFonts w:ascii="Brill" w:hAnsi="Brill"/>
+        </w:rPr>
+        <w:t xml:space="preserve"> esta fue la tercera </w:t>
+      </w:r>
+      <w:proofErr w:type="spellStart"/>
+      <w:r>
+        <w:rPr>
+          <w:rFonts w:ascii="Brill" w:hAnsi="Brill"/>
+        </w:rPr>
+        <w:t>generacion</w:t>
+      </w:r>
+      <w:proofErr w:type="spellEnd"/>
+      <w:r>
+        <w:rPr>
+          <w:rFonts w:ascii="Brill" w:hAnsi="Brill"/>
+        </w:rPr>
+        <w:t xml:space="preserve"> e fue departida de las otras dos que vos ya </w:t>
+      </w:r>
+      <w:proofErr w:type="spellStart"/>
+      <w:r>
+        <w:rPr>
+          <w:rFonts w:ascii="Brill" w:hAnsi="Brill"/>
+        </w:rPr>
+        <w:t>deximos</w:t>
+      </w:r>
+      <w:proofErr w:type="spellEnd"/>
+      <w:r>
+        <w:rPr>
+          <w:rFonts w:ascii="Brill" w:hAnsi="Brill"/>
+        </w:rPr>
+        <w:t xml:space="preserve"> de </w:t>
+      </w:r>
+      <w:proofErr w:type="spellStart"/>
+      <w:r>
+        <w:rPr>
+          <w:rFonts w:ascii="Brill" w:hAnsi="Brill"/>
+        </w:rPr>
+        <w:t>Adan</w:t>
+      </w:r>
+      <w:proofErr w:type="spellEnd"/>
+      <w:r>
+        <w:rPr>
+          <w:rFonts w:ascii="Brill" w:hAnsi="Brill"/>
+        </w:rPr>
+        <w:t xml:space="preserve"> que fue la primera y de Eva que fue la segunda. E </w:t>
+      </w:r>
+      <w:proofErr w:type="spellStart"/>
+      <w:r>
+        <w:rPr>
+          <w:rFonts w:ascii="Brill" w:hAnsi="Brill"/>
+        </w:rPr>
+        <w:t>quanto</w:t>
+      </w:r>
+      <w:proofErr w:type="spellEnd"/>
+      <w:r>
+        <w:rPr>
+          <w:rFonts w:ascii="Brill" w:hAnsi="Brill"/>
+        </w:rPr>
+        <w:t xml:space="preserve"> mal e </w:t>
+      </w:r>
+      <w:proofErr w:type="spellStart"/>
+      <w:r>
+        <w:rPr>
+          <w:rFonts w:ascii="Brill" w:hAnsi="Brill"/>
+        </w:rPr>
+        <w:t>quanto</w:t>
+      </w:r>
+      <w:proofErr w:type="spellEnd"/>
+      <w:r>
+        <w:rPr>
+          <w:rFonts w:ascii="Brill" w:hAnsi="Brill"/>
+        </w:rPr>
+        <w:t xml:space="preserve"> yerro ovo en las otras dos tanto se </w:t>
+      </w:r>
+      <w:proofErr w:type="spellStart"/>
+      <w:r>
+        <w:rPr>
+          <w:rFonts w:ascii="Brill" w:hAnsi="Brill"/>
+        </w:rPr>
+        <w:t>cobro</w:t>
+      </w:r>
+      <w:proofErr w:type="spellEnd"/>
+      <w:r>
+        <w:rPr>
+          <w:rFonts w:ascii="Brill" w:hAnsi="Brill"/>
+        </w:rPr>
+        <w:t xml:space="preserve"> </w:t>
+      </w:r>
+      <w:proofErr w:type="gramStart"/>
+      <w:r>
+        <w:rPr>
+          <w:rFonts w:ascii="Brill" w:hAnsi="Brill"/>
+        </w:rPr>
+        <w:t>e</w:t>
+      </w:r>
+      <w:proofErr w:type="gramEnd"/>
+      <w:r>
+        <w:rPr>
+          <w:rFonts w:ascii="Brill" w:hAnsi="Brill"/>
+        </w:rPr>
+        <w:t xml:space="preserve"> se emendo por esta tercera en la </w:t>
+      </w:r>
+      <w:proofErr w:type="spellStart"/>
+      <w:r>
+        <w:rPr>
+          <w:rFonts w:ascii="Brill" w:hAnsi="Brill"/>
+        </w:rPr>
+        <w:t>nascion</w:t>
+      </w:r>
+      <w:proofErr w:type="spellEnd"/>
+      <w:r>
+        <w:rPr>
+          <w:rFonts w:ascii="Brill" w:hAnsi="Brill"/>
+        </w:rPr>
+        <w:t xml:space="preserve"> del mundo en </w:t>
+      </w:r>
+      <w:proofErr w:type="spellStart"/>
+      <w:r>
+        <w:rPr>
+          <w:rFonts w:ascii="Brill" w:hAnsi="Brill"/>
+        </w:rPr>
+        <w:t>qual</w:t>
+      </w:r>
+      <w:proofErr w:type="spellEnd"/>
+      <w:r>
+        <w:rPr>
+          <w:rFonts w:ascii="Brill" w:hAnsi="Brill"/>
+        </w:rPr>
+        <w:t xml:space="preserve"> vino el </w:t>
+      </w:r>
+      <w:proofErr w:type="spellStart"/>
+      <w:r>
+        <w:rPr>
+          <w:rFonts w:ascii="Brill" w:hAnsi="Brill"/>
+        </w:rPr>
+        <w:t>salbador</w:t>
+      </w:r>
+      <w:proofErr w:type="spellEnd"/>
+      <w:r>
+        <w:rPr>
+          <w:rFonts w:ascii="Brill" w:hAnsi="Brill"/>
+        </w:rPr>
+        <w:t xml:space="preserve"> del mundo % E d este </w:t>
+      </w:r>
+      <w:proofErr w:type="spellStart"/>
+      <w:r>
+        <w:rPr>
+          <w:rFonts w:ascii="Brill" w:hAnsi="Brill"/>
+        </w:rPr>
+        <w:t>nonbre</w:t>
+      </w:r>
+      <w:proofErr w:type="spellEnd"/>
+      <w:r>
+        <w:rPr>
+          <w:rFonts w:ascii="Brill" w:hAnsi="Brill"/>
+        </w:rPr>
+        <w:t xml:space="preserve"> del </w:t>
+      </w:r>
+      <w:proofErr w:type="spellStart"/>
+      <w:r>
+        <w:rPr>
+          <w:rFonts w:ascii="Brill" w:hAnsi="Brill"/>
+        </w:rPr>
+        <w:t>salbador</w:t>
+      </w:r>
+      <w:proofErr w:type="spellEnd"/>
+      <w:r>
+        <w:rPr>
+          <w:rFonts w:ascii="Brill" w:hAnsi="Brill"/>
+        </w:rPr>
+        <w:t xml:space="preserve"> del mundo. obo el con grand derecho ca salvo nos e </w:t>
+      </w:r>
+      <w:proofErr w:type="spellStart"/>
+      <w:r>
+        <w:rPr>
+          <w:rFonts w:ascii="Brill" w:hAnsi="Brill"/>
+        </w:rPr>
+        <w:t>conpro</w:t>
+      </w:r>
+      <w:proofErr w:type="spellEnd"/>
+      <w:r>
+        <w:rPr>
+          <w:rFonts w:ascii="Brill" w:hAnsi="Brill"/>
+        </w:rPr>
+        <w:t xml:space="preserve"> nos por la su sangre quiso que fuese esparcida por nos % </w:t>
+      </w:r>
+      <w:proofErr w:type="spellStart"/>
+      <w:r>
+        <w:rPr>
+          <w:rFonts w:ascii="Brill" w:hAnsi="Brill"/>
+        </w:rPr>
+        <w:t>Asi</w:t>
+      </w:r>
+      <w:proofErr w:type="spellEnd"/>
+      <w:r>
+        <w:rPr>
+          <w:rFonts w:ascii="Brill" w:hAnsi="Brill"/>
+        </w:rPr>
+        <w:t xml:space="preserve"> como el </w:t>
+      </w:r>
+      <w:proofErr w:type="spellStart"/>
+      <w:r>
+        <w:rPr>
+          <w:rFonts w:ascii="Brill" w:hAnsi="Brill"/>
+        </w:rPr>
+        <w:t>xarais</w:t>
+      </w:r>
+      <w:proofErr w:type="spellEnd"/>
+      <w:r>
+        <w:rPr>
+          <w:rFonts w:ascii="Brill" w:hAnsi="Brill"/>
+        </w:rPr>
+        <w:t xml:space="preserve"> </w:t>
+      </w:r>
+      <w:proofErr w:type="spellStart"/>
+      <w:r>
+        <w:rPr>
+          <w:rFonts w:ascii="Brill" w:hAnsi="Brill"/>
+        </w:rPr>
+        <w:t>quando</w:t>
+      </w:r>
+      <w:proofErr w:type="spellEnd"/>
+      <w:r>
+        <w:rPr>
+          <w:rFonts w:ascii="Brill" w:hAnsi="Brill"/>
+        </w:rPr>
+        <w:t xml:space="preserve"> pisan las </w:t>
+      </w:r>
+      <w:proofErr w:type="spellStart"/>
+      <w:r>
+        <w:rPr>
+          <w:rFonts w:ascii="Brill" w:hAnsi="Brill"/>
+        </w:rPr>
+        <w:t>ubas</w:t>
+      </w:r>
+      <w:proofErr w:type="spellEnd"/>
+      <w:r>
+        <w:rPr>
+          <w:rFonts w:ascii="Brill" w:hAnsi="Brill"/>
+        </w:rPr>
+        <w:t xml:space="preserve"> se lava del vino que d ellas sale </w:t>
+      </w:r>
+      <w:proofErr w:type="spellStart"/>
+      <w:r>
+        <w:rPr>
+          <w:rFonts w:ascii="Brill" w:hAnsi="Brill"/>
+        </w:rPr>
+        <w:t>asi</w:t>
+      </w:r>
+      <w:proofErr w:type="spellEnd"/>
+      <w:r>
+        <w:rPr>
+          <w:rFonts w:ascii="Brill" w:hAnsi="Brill"/>
+        </w:rPr>
+        <w:t xml:space="preserve"> se </w:t>
+      </w:r>
+      <w:proofErr w:type="spellStart"/>
+      <w:r>
+        <w:rPr>
+          <w:rFonts w:ascii="Brill" w:hAnsi="Brill"/>
+        </w:rPr>
+        <w:t>lavo</w:t>
+      </w:r>
+      <w:proofErr w:type="spellEnd"/>
+      <w:r>
+        <w:rPr>
+          <w:rFonts w:ascii="Brill" w:hAnsi="Brill"/>
+        </w:rPr>
+        <w:t xml:space="preserve"> todo el mundo por la sangre que </w:t>
+      </w:r>
+      <w:proofErr w:type="spellStart"/>
+      <w:r>
+        <w:rPr>
+          <w:rFonts w:ascii="Brill" w:hAnsi="Brill"/>
+        </w:rPr>
+        <w:t>salio</w:t>
+      </w:r>
+      <w:proofErr w:type="spellEnd"/>
+      <w:r>
+        <w:rPr>
+          <w:rFonts w:ascii="Brill" w:hAnsi="Brill"/>
+        </w:rPr>
+        <w:t xml:space="preserve"> del cuerpo de nuestro señor E esto que fizo el por nos fizo lo el por tres cosas la primera non se fallando </w:t>
+      </w:r>
+      <w:proofErr w:type="spellStart"/>
+      <w:r>
+        <w:rPr>
+          <w:rFonts w:ascii="Brill" w:hAnsi="Brill"/>
+        </w:rPr>
+        <w:t>vien</w:t>
+      </w:r>
+      <w:proofErr w:type="spellEnd"/>
+      <w:r>
+        <w:rPr>
+          <w:rFonts w:ascii="Brill" w:hAnsi="Brill"/>
+        </w:rPr>
+        <w:t xml:space="preserve"> de lo que ante </w:t>
+      </w:r>
+      <w:proofErr w:type="spellStart"/>
+      <w:r>
+        <w:rPr>
+          <w:rFonts w:ascii="Brill" w:hAnsi="Brill"/>
+        </w:rPr>
+        <w:t>fiziera</w:t>
+      </w:r>
+      <w:proofErr w:type="spellEnd"/>
+      <w:r>
+        <w:rPr>
+          <w:rFonts w:ascii="Brill" w:hAnsi="Brill"/>
+        </w:rPr>
+        <w:t xml:space="preserve"> % la segunda doliendo se de lo que </w:t>
+      </w:r>
+      <w:proofErr w:type="spellStart"/>
+      <w:r>
+        <w:rPr>
+          <w:rFonts w:ascii="Brill" w:hAnsi="Brill"/>
+        </w:rPr>
+        <w:t>fiziera</w:t>
+      </w:r>
+      <w:proofErr w:type="spellEnd"/>
+      <w:r>
+        <w:rPr>
+          <w:rFonts w:ascii="Brill" w:hAnsi="Brill"/>
+        </w:rPr>
+        <w:t xml:space="preserve"> y creyera e queriendo que viniese a </w:t>
+      </w:r>
+      <w:proofErr w:type="spellStart"/>
+      <w:r>
+        <w:rPr>
+          <w:rFonts w:ascii="Brill" w:hAnsi="Brill"/>
+        </w:rPr>
+        <w:t>perdicion</w:t>
+      </w:r>
+      <w:proofErr w:type="spellEnd"/>
+      <w:r>
+        <w:rPr>
+          <w:rFonts w:ascii="Brill" w:hAnsi="Brill"/>
+        </w:rPr>
+        <w:t xml:space="preserve"> por </w:t>
+      </w:r>
+      <w:proofErr w:type="spellStart"/>
+      <w:r>
+        <w:rPr>
+          <w:rFonts w:ascii="Brill" w:hAnsi="Brill"/>
+        </w:rPr>
+        <w:t>sienpre</w:t>
+      </w:r>
+      <w:proofErr w:type="spellEnd"/>
+      <w:r>
+        <w:rPr>
+          <w:rFonts w:ascii="Brill" w:hAnsi="Brill"/>
+        </w:rPr>
+        <w:t xml:space="preserve"> % la tercera por mostrar el su poder </w:t>
+      </w:r>
+      <w:proofErr w:type="spellStart"/>
+      <w:r>
+        <w:rPr>
+          <w:rFonts w:ascii="Brill" w:hAnsi="Brill"/>
+        </w:rPr>
+        <w:t>quan</w:t>
+      </w:r>
+      <w:proofErr w:type="spellEnd"/>
+      <w:r>
+        <w:rPr>
+          <w:rFonts w:ascii="Brill" w:hAnsi="Brill"/>
+        </w:rPr>
+        <w:t xml:space="preserve"> maño </w:t>
+      </w:r>
+      <w:proofErr w:type="spellStart"/>
+      <w:r>
+        <w:rPr>
+          <w:rFonts w:ascii="Brill" w:hAnsi="Brill"/>
+        </w:rPr>
+        <w:t>hera</w:t>
+      </w:r>
+      <w:proofErr w:type="spellEnd"/>
+      <w:r>
+        <w:rPr>
+          <w:rFonts w:ascii="Brill" w:hAnsi="Brill"/>
+        </w:rPr>
+        <w:t xml:space="preserve"> e la su misericordia e esta </w:t>
+      </w:r>
+      <w:proofErr w:type="spellStart"/>
+      <w:r>
+        <w:rPr>
+          <w:rFonts w:ascii="Brill" w:hAnsi="Brill"/>
+        </w:rPr>
+        <w:t>podedes</w:t>
+      </w:r>
+      <w:proofErr w:type="spellEnd"/>
+      <w:r>
+        <w:rPr>
+          <w:rFonts w:ascii="Brill" w:hAnsi="Brill"/>
+        </w:rPr>
+        <w:t xml:space="preserve"> dezir que fue grand misericordia como aquel en que no ovo mancilla ni </w:t>
+      </w:r>
+      <w:proofErr w:type="spellStart"/>
+      <w:r>
+        <w:rPr>
+          <w:rFonts w:ascii="Brill" w:hAnsi="Brill"/>
+        </w:rPr>
+        <w:t>peccado</w:t>
+      </w:r>
+      <w:proofErr w:type="spellEnd"/>
+      <w:r>
+        <w:rPr>
+          <w:rFonts w:ascii="Brill" w:hAnsi="Brill"/>
+        </w:rPr>
+        <w:t xml:space="preserve"> querer el morir por nuestro </w:t>
+      </w:r>
+      <w:proofErr w:type="spellStart"/>
+      <w:r>
+        <w:rPr>
+          <w:rFonts w:ascii="Brill" w:hAnsi="Brill"/>
+        </w:rPr>
+        <w:t>peccado</w:t>
+      </w:r>
+      <w:proofErr w:type="spellEnd"/>
     </w:p>
     <w:sectPr>
       <w:pgSz w:w="11906" w:h="16838"/>
@@ -169,7 +2705,7 @@
 </file>
 
 <file path=word/styles.xml><?xml version="1.0" encoding="utf-8"?>
-<w:styles xmlns:mc="http://schemas.openxmlformats.org/markup-compatibility/2006" xmlns:r="http://schemas.openxmlformats.org/officeDocument/2006/relationships" xmlns:w="http://schemas.openxmlformats.org/wordprocessingml/2006/main" xmlns:w14="http://schemas.microsoft.com/office/word/2010/wordml" xmlns:w15="http://schemas.microsoft.com/office/word/2012/wordml" xmlns:w16cex="http://schemas.microsoft.com/office/word/2018/wordml/cex" xmlns:w16cid="http://schemas.microsoft.com/office/word/2016/wordml/cid" xmlns:w16="http://schemas.microsoft.com/office/word/2018/wordml" xmlns:w16sdtdh="http://schemas.microsoft.com/office/word/2020/wordml/sdtdatahash" xmlns:w16se="http://schemas.microsoft.com/office/word/2015/wordml/symex" mc:Ignorable="w14 w15 w16se w16cid w16 w16cex w16sdtdh">
+<w:styles xmlns:mc="http://schemas.openxmlformats.org/markup-compatibility/2006" xmlns:r="http://schemas.openxmlformats.org/officeDocument/2006/relationships" xmlns:w="http://schemas.openxmlformats.org/wordprocessingml/2006/main" xmlns:w14="http://schemas.microsoft.com/office/word/2010/wordml" xmlns:w15="http://schemas.microsoft.com/office/word/2012/wordml" xmlns:w16cex="http://schemas.microsoft.com/office/word/2018/wordml/cex" xmlns:w16cid="http://schemas.microsoft.com/office/word/2016/wordml/cid" xmlns:w16="http://schemas.microsoft.com/office/word/2018/wordml" xmlns:w16du="http://schemas.microsoft.com/office/word/2023/wordml/word16du" xmlns:w16sdtdh="http://schemas.microsoft.com/office/word/2020/wordml/sdtdatahash" xmlns:w16sdtfl="http://schemas.microsoft.com/office/word/2024/wordml/sdtformatlock" xmlns:w16se="http://schemas.microsoft.com/office/word/2015/wordml/symex" mc:Ignorable="w14 w15 w16se w16cid w16 w16cex w16sdtdh w16sdtfl w16du">
   <w:docDefaults>
     <w:rPrDefault>
       <w:rPr>
